--- a/论文/基于大模型的美食推荐系统设计与实现--面向AI辅助开发的上下文工程方法研究_AIGC降重送检版.docx
+++ b/论文/基于大模型的美食推荐系统设计与实现--面向AI辅助开发的上下文工程方法研究_AIGC降重送检版.docx
@@ -15373,14 +15373,10 @@
       <w:bookmarkStart w:id="20" w:name="_Toc238411469"/>
       <w:bookmarkEnd w:id="11"/>
       <w:bookmarkEnd w:id="12"/>
-      <w:r>
-        <w:rPr>
-          <w:rFonts w:hint="eastAsia"/>
-        </w:rPr>
-        <w:lastRenderedPageBreak/>
+      <w:bookmarkEnd w:id="20"/>
+      <w:r>
         <w:t>引言</w:t>
       </w:r>
-      <w:bookmarkEnd w:id="20"/>
     </w:p>
     <w:p>
       <w:pPr>
@@ -15389,7 +15385,7 @@
         <w:ind w:firstLine="480"/>
       </w:pPr>
       <w:r>
-        <w:t>大语言模型（Large Language Model, LLM）已把 AI 编程智能体（coding agent）带入软件开发一线。智能体进入长期项目后，三个相互关联的上下文难题也随之显现：业务能力与代码结构彼此割裂，持续增长的代码库超出模型窗口的有效利用范围，项目演化过程中形成的知识难以长期积累。本文把这一组现象称为项目知识失忆。研究的核心问题，是如何把软件项目知识整理成智能体能够长期使用的结构化模型，并据此提供与当前任务相关的上下文。本文以基于大模型的美食推荐系统为实验载体，对面向 AI 编程智能体的软件项目知识建模与上下文生成方法进行研究和验证。</w:t>
+        <w:t>当 AI 编程智能体从补全代码转向承担连续的软件工程任务时，项目上下文便成了决定其能否稳定工作的关键条件。长期项目中，业务能力和代码结构往往分开存在，代码库还会不断扩大，需求迭代留下的知识也不一定能够继续使用。本文把这三种相互关联的现象统称为项目知识失忆。研究由一个具体问题展开：怎样把项目知识整理成智能体能够长期调用的结构化模型，并根据当前任务提供合适的上下文。围绕这一问题，本文研究面向 AI 编程智能体的软件项目知识建模与上下文生成方法，并以基于大模型的美食推荐系统作为实验载体进行验证。</w:t>
       </w:r>
     </w:p>
     <w:p>
@@ -15397,7 +15393,7 @@
         <w:pStyle w:val="u2"/>
       </w:pPr>
       <w:r>
-        <w:t>研究背景</w:t>
+        <w:t>1.1 研究背景</w:t>
       </w:r>
     </w:p>
     <w:p>
@@ -15407,40 +15403,7 @@
         <w:ind w:firstLine="480"/>
       </w:pPr>
       <w:r>
-        <w:t>本节沿三层递进阐述本文的立题逻辑：</w:t>
-      </w:r>
-      <w:r>
-        <w:rPr>
-          <w:b/>
-        </w:rPr>
-        <w:t>大模型改变软件开发模式</w:t>
-      </w:r>
-      <w:r>
-        <w:rPr>
-          <w:b/>
-        </w:rPr>
-        <w:t xml:space="preserve"> -&gt; AI </w:t>
-      </w:r>
-      <w:r>
-        <w:rPr>
-          <w:b/>
-        </w:rPr>
-        <w:t>编程智能体面临长期项目知识问题</w:t>
-      </w:r>
-      <w:r>
-        <w:rPr>
-          <w:b/>
-        </w:rPr>
-        <w:t xml:space="preserve"> -&gt; </w:t>
-      </w:r>
-      <w:r>
-        <w:rPr>
-          <w:b/>
-        </w:rPr>
-        <w:t>软件项目知识图谱与上下文构建成为新的工程需求</w:t>
-      </w:r>
-      <w:r>
-        <w:t>，最后交代实验载体的选择。</w:t>
+        <w:t>本节先说明开发方式的变化，再说明这种变化在长期项目中暴露出的上下文困难，随后引出软件项目知识组织和任务级上下文构建的需求，最后解释实验载体的选择。</w:t>
       </w:r>
     </w:p>
     <w:p>
@@ -15448,7 +15411,7 @@
         <w:pStyle w:val="u3"/>
       </w:pPr>
       <w:r>
-        <w:t>大模型驱动的软件开发模式变化</w:t>
+        <w:t>1.1.1 大模型驱动的软件开发模式变化</w:t>
       </w:r>
     </w:p>
     <w:p>
@@ -15472,7 +15435,7 @@
       <w:proofErr w:type="gramStart"/>
       <w:proofErr w:type="gramEnd"/>
       <w:r>
-        <w:t>生成式人工智能进入软件工程的方式已发生明显变化。ChatGPT 主要体现通用对话能力，GitHub Copilot 将大模型用于代码补全，Claude Code 则以终端智能体工具的形态参与开发</w:t>
+        <w:t>大模型在软件工程中的角色，已经由一次性的代码补全延伸到连续任务执行。ChatGPT 主要提供通用对话能力，GitHub Copilot 面向编程补全，Claude Code 则把模型接入终端环境参与实际编程</w:t>
       </w:r>
       <w:r>
         <w:rPr>
@@ -15481,7 +15444,7 @@
         <w:t>[28]</w:t>
       </w:r>
       <w:r>
-        <w:t>。这一演进使大模型的作用从“单点补全”延伸到“全流程参与”，能够自主规划、调用工具并连续执行任务的 AI 编程智能体逐渐成为主要形态。Hou 等人对 395 篇 LLM 软件工程（LLM4SE）文献的系统综述也记录了相同变化：相关应用不再局限于代码生成、补全和解释，已经覆盖需求工程、软件设计、开发、质量保障与维护</w:t>
+        <w:t>。随着应用范围扩大，需求分析、设计、计划、测试和实现都开始出现 AI 辅助，能够自行规划并调用工具完成多步工作的 coding agent 由此形成。Hou 等人对 395 篇 LLM 软件工程（LLM4SE）文献的梳理表明，研究对象已从生成、补全、翻译和解释等局部任务扩展到需求工程、软件设计、开发、质量保障及维护</w:t>
       </w:r>
       <w:r>
         <w:rPr>
@@ -15490,7 +15453,7 @@
         <w:t>[1]</w:t>
       </w:r>
       <w:r>
-        <w:t>。2025 至 2026 年的实证研究进一步在大量真实开源项目中发现了 coding agent 的使用痕迹</w:t>
+        <w:t>。2025 至 2026 年的实证研究还在真实开源项目中记录了 coding agent 的采用情况</w:t>
       </w:r>
       <w:r>
         <w:rPr>
@@ -15499,7 +15462,7 @@
         <w:t>[2]</w:t>
       </w:r>
       <w:r>
-        <w:t>，并系统刻画了真实仓库中的 AI 辅助开发活动</w:t>
+        <w:t>，并系统分析了仓库中的 AI 辅助开发活动</w:t>
       </w:r>
       <w:r>
         <w:rPr>
@@ -15508,7 +15471,7 @@
         <w:t>[3]</w:t>
       </w:r>
       <w:r>
-        <w:t>。应用模式由“调用模型生成内容”转向“由智能体完成任务”后，任务规划、工具调用、状态维护和长程执行成为必要能力。Agent 运行框架（Agent Harness）由此出现，SWE-agent 等研究则对智能体与计算机交互的接口进行了系统设计</w:t>
+        <w:t>。当模型需要连续完成任务时，规划、工具调用、状态保存和长程执行就成为必要环节，Agent 运行框架（Agent Harness）以及 SWE-agent 关于智能体—计算机接口的研究也因此受到关注</w:t>
       </w:r>
       <w:r>
         <w:rPr>
@@ -15527,7 +15490,7 @@
         <w:ind w:firstLine="480"/>
       </w:pPr>
       <w:r>
-        <w:t>模型在单次交互中能够利用多少信息，并不只取决于名义窗口长度，还同时受到注意力分布和调用成本的限制。当前 AI 编程工具通常借助项目指令、会话状态、代码索引或持久化记忆提供跨任务上下文，但这些能力大多封装在工具内部，或者依靠文档式知识维护。它们尚未构成统一且能随项目演化更新的软件项目知识模型。因此，模型能力迁移到真实软件项目时仍会遇到重要的工程约束，长期项目知识问题也由此产生。</w:t>
+        <w:t>智能体的执行能力并不会自动消除上下文限制。一次交互能够利用的信息仍受窗口长度、注意力分布和调用成本约束；项目指令、会话状态、代码索引和持久化记忆虽然能够提供跨任务信息，但通常分散在工具内部或文档中，尚未形成一个随项目变化而维护的统一知识模型。模型因此很难把单次能力稳定迁移到长期软件项目，这正是后文要讨论的项目知识问题。</w:t>
       </w:r>
     </w:p>
     <w:p>
@@ -15535,10 +15498,7 @@
         <w:pStyle w:val="u3"/>
       </w:pPr>
       <w:r>
-        <w:t xml:space="preserve">AI </w:t>
-      </w:r>
-      <w:r>
-        <w:t>编程智能体的长期项目知识问题</w:t>
+        <w:t>1.1.2 AI 编程智能体的长期项目知识问题</w:t>
       </w:r>
     </w:p>
     <w:p>
@@ -15548,7 +15508,7 @@
         <w:ind w:firstLine="480"/>
       </w:pPr>
       <w:r>
-        <w:t>开发对象若只是一个函数或文件，上下文限制通常并不突出；当对象扩大为包含数十乃至上百个模块、持续演化的真实项目时，限制会集中表现为三类相关问题。本文将其统称为项目知识失忆。</w:t>
+        <w:t>单个函数或文件通常不会暴露明显的上下文缺口。项目扩展到数十甚至上百个模块，并且持续发生修改后，相关困难才集中显现。本文将这些情况归为三类，统称为项目知识失忆。</w:t>
       </w:r>
     </w:p>
     <w:p>
@@ -15558,7 +15518,7 @@
         <w:ind w:firstLine="482"/>
       </w:pPr>
       <w:r>
-        <w:t>第一类问题来自代码库规模。真实项目往往包含数十万乃至百万行代码，全量输入模型并不现实。输入规模增加会线性推高 Token 成本，而信息利用能力并不会同步增长。已有研究发现，即使模型支持长上下文，相关信息所处的位置仍会显著影响利用效果，这就是“Lost in the Middle”现象</w:t>
+        <w:t>第一类问题来自代码库的体量。真实项目常有数十万乃至百万行代码，完整塞入提示既不现实，也会使 Token 成本随输入同步上升；模型对长输入的有效利用却未必增加。即便窗口容量足够，信息所在位置仍会影响利用效果，相关位置效应被称为“Lost in the Middle”</w:t>
       </w:r>
       <w:r>
         <w:rPr>
@@ -15567,7 +15527,7 @@
         <w:t>[4]</w:t>
       </w:r>
       <w:r>
-        <w:t>。整库输入还会引入大量噪声，使关键信息更难定位。真实开发中的智能体通常依靠人工检索或整库注入来取得任务上下文</w:t>
+        <w:t>。整库注入还会把无关内容和定位负担一并带入任务。已有实证表明，智能体通常通过人工搜索或整库注入取得上下文</w:t>
       </w:r>
       <w:r>
         <w:rPr>
@@ -15582,7 +15542,7 @@
         <w:t>[10]</w:t>
       </w:r>
       <w:r>
-        <w:t>：人工检索效率较低，也容易遗漏；整库注入则同时面对 Token 成本和信息稀释。</w:t>
+        <w:t>：前者需要投入较多时间，且可能遗漏相关代码；后者则同时承担成本增加和信息稀释。</w:t>
       </w:r>
     </w:p>
     <w:p>
@@ -15604,7 +15564,7 @@
       <w:proofErr w:type="gramStart"/>
       <w:proofErr w:type="gramEnd"/>
       <w:r>
-        <w:t>第二类问题是业务知识与代码结构之间缺少联系。软件系统知识并不等于代码文本，需求、设计、架构、实现和演化知识都属于项目知识，代码只是其中一种载体。以“增加会员积分功能”为例，智能体既要判断需求所属的业务模块，也要找到相关文件和接口，还需理解历史设计原因。这些信息分别存在于需求文档、代码注释、提交历史和开发者经验中。传统代码检索回答的是“哪些代码与查询相关”，返回结果以文本或符号匹配为主；它无法直接说明某项业务能力由哪些代码共同实现，也不能维护这些关联随需求演化发生的变化</w:t>
+        <w:t>第二类问题是业务语义与代码结构彼此分离。软件项目还包括需求、设计、架构、实现和演化等知识，代码只是其中一种载体。以新增“会员积分功能”为例，智能体既要判断所属业务模块，也要找到相关文件和接口，还要弄清原有设计的依据；这些线索可能分别存在于需求文档、注释、提交历史和开发者经验中。传统代码检索能够返回与查询相似的代码，却难以说明一项业务能力由哪些代码共同实现，以及这种联系如何随需求变化而更新。因此，代码搜索不等于软件知识。业务与代码的映射不清，跨模块遗漏和依赖破坏便更容易发生</w:t>
       </w:r>
       <w:r>
         <w:rPr>
@@ -15613,7 +15573,7 @@
         <w:t>[18]</w:t>
       </w:r>
       <w:r>
-        <w:t>。业务与代码缺少关联后，智能体难以准确理解项目语义，跨模块修改遗漏和依赖破坏也更容易发生。</w:t>
+        <w:t>。</w:t>
       </w:r>
     </w:p>
     <w:p>
@@ -15623,7 +15583,7 @@
         <w:ind w:firstLine="482"/>
       </w:pPr>
       <w:r>
-        <w:t>第三类问题出现在项目的长期演化过程中。对话历史会记录部分交互内容，却不足以成为可持续、结构化的项目知识资产。项目指令、代码索引和持久化记忆虽已被现有工具采用，但需求迭代中形成的业务知识、需求关系及代码关联仍缺少统一模型。每次开始新任务，智能体往往需要重新理解项目。需求迭代、功能增强和代码重构又会持续改变软件项目；如果没有项目级知识资产，上下文构造就无法利用以往的演化结果，相同的理解成本会在后续任务中反复发生</w:t>
+        <w:t>第三类困难在项目持续演化时显现。对话历史能够保存交互片段，却通常不能成为可持续、结构化的项目知识资产。现有工具虽有项目指令、代码索引和持久化记忆，需求迭代过程中形成的业务知识、需求关系及代码关联仍缺少统一模型，新任务往往还要从头理解项目。需求迭代、功能增加和代码重构不会停止；没有项目级持续知识资产，过去的演化结果就难以参与下一次上下文构造，项目理解成本也会反复发生</w:t>
       </w:r>
       <w:r>
         <w:rPr>
@@ -15646,7 +15606,7 @@
         <w:pStyle w:val="u3"/>
       </w:pPr>
       <w:r>
-        <w:t>软件项目知识图谱与上下文构建需求</w:t>
+        <w:t>1.1.3 软件项目知识图谱与上下文构建需求</w:t>
       </w:r>
     </w:p>
     <w:p>
@@ -15656,7 +15616,7 @@
         <w:ind w:firstLine="480"/>
       </w:pPr>
       <w:r>
-        <w:t>这些问题使上下文工程（Context Engineering）成为连接大模型能力与软件工程过程的一层关键机制。它围绕智能体当前的任务目标，对外部知识、代码结构和执行状态进行组织、选择、压缩与供给</w:t>
+        <w:t>三类困难共同指向上下文工程（Context Engineering）。它位于模型能力和软件工程过程之间，处理的不是模型参数，而是围绕任务目标组织、筛选、压缩并提供外部知识、代码结构和执行状态</w:t>
       </w:r>
       <w:r>
         <w:rPr>
@@ -15671,7 +15631,7 @@
         <w:t>[6]</w:t>
       </w:r>
       <w:r>
-        <w:t>。检索增强生成（Retrieval-Augmented Generation, RAG）通过按需引入外部非参数化知识，缓解了参数化知识访问和更新受限的问题</w:t>
+        <w:t>。RAG 研究已经说明，按需访问外部非参数化知识能够减轻参数化知识在访问和更新上的限制</w:t>
       </w:r>
       <w:r>
         <w:rPr>
@@ -15680,7 +15640,7 @@
         <w:t>[5]</w:t>
       </w:r>
       <w:r>
-        <w:t>。2025 至 2026 年的智能体研究又进一步表明，仓库级上下文（repository-level context）与可执行反馈已成为软件工程智能体的重要资源</w:t>
+        <w:t>；2025 至 2026 年的智能体研究则把仓库级上下文（repository-level context）和可执行反馈列为重要资源</w:t>
       </w:r>
       <w:r>
         <w:rPr>
@@ -15703,7 +15663,7 @@
       <w:proofErr w:type="gramStart"/>
       <w:proofErr w:type="gramEnd"/>
       <w:r>
-        <w:t>上下文能否发挥作用，很大程度上取决于其背后的知识如何组织。知识图谱以实体和关系显式表示领域知识，是较为成熟的结构化组织方式</w:t>
+        <w:t>上下文能否被有效利用，还取决于知识的组织方式。知识图谱用实体和关系显式表示领域知识</w:t>
       </w:r>
       <w:r>
         <w:rPr>
@@ -15712,7 +15672,7 @@
         <w:t>[37]</w:t>
       </w:r>
       <w:r>
-        <w:t>。据此，可以把业务能力、代码结构和演化历史整理为持续维护的项目知识模型，再从中生成与任务相关的智能体上下文，这构成了本文的研究切入点。近年的上下文检索、压缩、记忆管理和工具调用研究正在汇聚为上下文工程方向。“如何用好大模型”的关注点也随之从单次提示词设计（Prompt Engineering）和临时检索，转向系统性的知识建模与上下文组织。</w:t>
+        <w:t>，为业务能力、代码结构和演化历史建立持续维护的项目知识模型提供了可行形式；再从这个模型中生成任务所需的信息，正是本文的切入点。上下文检索、压缩、记忆管理和工具调用等研究正在汇聚为上下文工程，研究关注点也从一次提示词设计或临时检索，逐步转向知识模型本身以及知识如何进入智能体。</w:t>
       </w:r>
     </w:p>
     <w:p>
@@ -15722,7 +15682,7 @@
         <w:ind w:firstLine="480"/>
       </w:pPr>
       <w:r>
-        <w:t>本文关注软件项目知识的组织方式和模型输入上下文的质量。基础模型与 Agent 运行框架（Harness）已经具备代码生成和任务执行能力，本文不再讨论如何提升这些基础能力，而是研究长期演化项目中的高质量上下文如何构建、管理与复用。</w:t>
+        <w:t>因此，本文把研究对象限定为软件项目知识的组织方式和模型输入上下文的质量。基础模型与 Agent 运行框架（Harness）已经提供代码生成和任务执行能力，本文关注的是在长期演化的软件工程项目中，怎样构建、管理并复用高质量上下文。</w:t>
       </w:r>
     </w:p>
     <w:p>
@@ -15730,7 +15690,7 @@
         <w:pStyle w:val="u3"/>
       </w:pPr>
       <w:r>
-        <w:t>基于大模型的美食推荐系统作为实验载体的需求</w:t>
+        <w:t>1.1.4 基于大模型的美食推荐系统作为实验载体的需求</w:t>
       </w:r>
     </w:p>
     <w:p>
@@ -15740,98 +15700,7 @@
         <w:ind w:firstLine="480"/>
       </w:pPr>
       <w:r>
-        <w:t>上述问题的研究还需要一个具备真实业务复杂度的验证载体。以美食推荐为代表的餐饮服务平台是典型的</w:t>
-      </w:r>
-      <w:r>
-        <w:t xml:space="preserve"> Web </w:t>
-      </w:r>
-      <w:r>
-        <w:t>业务系统：它包含用户认证、内容浏览、个性化推荐、购物车与订单交易、收藏与评论等功能模块，覆盖</w:t>
-      </w:r>
-      <w:r>
-        <w:t xml:space="preserve"> Web </w:t>
-      </w:r>
-      <w:r>
-        <w:t>系统的常见需求类型；用户、菜品、订单、评价等业务实体之间关联丰富、业务语义清晰，便于界定需求边界与评估需求符合度；其需求</w:t>
-      </w:r>
-      <w:r>
-        <w:t>-</w:t>
-      </w:r>
-      <w:r>
-        <w:t>设计</w:t>
-      </w:r>
-      <w:r>
-        <w:t>-</w:t>
-      </w:r>
-      <w:r>
-        <w:t>实现</w:t>
-      </w:r>
-      <w:r>
-        <w:t>-</w:t>
-      </w:r>
-      <w:r>
-        <w:t>迭代的完整生命周期，也使之成为考察软件开发方法的合适对象。</w:t>
-      </w:r>
-    </w:p>
-    <w:p>
-      <w:pPr>
-        <w:pStyle w:val="ua"/>
-        <w:spacing w:before="31" w:after="31"/>
-        <w:ind w:firstLine="480"/>
-      </w:pPr>
-      <w:r>
-        <w:lastRenderedPageBreak/>
-        <w:t>该系统采用常规的推荐系统设计，推荐模块以用户偏好规则计算为核心，不涉及大模型增强推荐。题目中</w:t>
-      </w:r>
-      <w:proofErr w:type="gramStart"/>
-      <w:r>
-        <w:t>"</w:t>
-      </w:r>
-      <w:r>
-        <w:t>基于</w:t>
-      </w:r>
-      <w:proofErr w:type="gramEnd"/>
-      <w:r>
-        <w:t>大</w:t>
-      </w:r>
-      <w:proofErr w:type="gramStart"/>
-      <w:r>
-        <w:t>模型</w:t>
-      </w:r>
-      <w:r>
-        <w:t>"</w:t>
-      </w:r>
-      <w:proofErr w:type="gramEnd"/>
-      <w:r>
-        <w:t>体现在开发层面：系统的设计与实现由大模型辅助完成，本文的研究对象正是大模型辅助开发过程中的上下文组织问题，推荐算法效果不纳入研究内容。美食推荐系统在本文中承担实验载体与系统实现对象的双重角色：本文需要在一个完整、可运行且业务实体关联丰富的真实</w:t>
-      </w:r>
-      <w:r>
-        <w:t xml:space="preserve"> Web </w:t>
-      </w:r>
-      <w:r>
-        <w:t>系统中验证所研究的软件开发方法，该系统同时构成论文题目所对应的应用实现对象，系统实现与方法验证因此统一于同一载体（见第</w:t>
-      </w:r>
-      <w:r>
-        <w:t xml:space="preserve"> 5 </w:t>
-      </w:r>
-      <w:r>
-        <w:t>章实验定位）。</w:t>
-      </w:r>
-    </w:p>
-    <w:p>
-      <w:pPr>
-        <w:pStyle w:val="u2"/>
-      </w:pPr>
-      <w:r>
-        <w:t>研究意义</w:t>
-      </w:r>
-    </w:p>
-    <w:p>
-      <w:pPr>
-        <w:pStyle w:val="u3"/>
-      </w:pPr>
-      <w:r>
-        <w:t>理论意义</w:t>
+        <w:t>验证上述方法需要一个既有业务复杂度、又能完整运行的系统。美食推荐平台具备 Web 系统常见的业务形态：用户认证、内容浏览、个性化推荐、购物车、订单交易、收藏和评论等功能并存；用户、菜品、订单与评价之间存在较多关联，需求边界和需求符合度可以据此判断。系统还能够经历需求、设计、实现和迭代的完整过程，适合用来观察软件开发方法在连续任务中的表现。</w:t>
       </w:r>
     </w:p>
     <w:p>
@@ -15845,7 +15714,15 @@
       <w:proofErr w:type="gramStart"/>
       <w:proofErr w:type="gramEnd"/>
       <w:r>
-        <w:t>本文围绕 AI 编程智能体所需的软件项目知识和任务上下文展开研究。能力-代码双层知识组织模型负责建立业务语义与代码结构的联系，Spec 增量知识演化机制维护项目变化中的知识积累，图谱驱动的任务上下文生成方法则把相关知识送入智能体。三项设计共同回答“长期演化项目中的知识如何结构化地进入智能体上下文”，并为这一新兴问题提供方法与实验依据。</w:t>
+        <w:t>系统本身采用常规推荐设计，推荐模块以用户偏好规则计算为核心，不使用大模型增强推荐。“基于大模型”指开发过程由大模型辅助完成，本文考察的也是这一过程中的上下文组织，推荐算法效果不在评价范围内。美食推荐系统因此同时承担两种角色：它是验证软件开发方法的实验载体，也是论文题目所指向的系统实现对象。系统实现和方法验证在同一 Web 载体上完成，具体定位见第 5 章。</w:t>
+      </w:r>
+    </w:p>
+    <w:p>
+      <w:pPr>
+        <w:pStyle w:val="u2"/>
+      </w:pPr>
+      <w:r>
+        <w:t>1.2 研究意义</w:t>
       </w:r>
     </w:p>
     <w:p>
@@ -15853,7 +15730,7 @@
         <w:pStyle w:val="u3"/>
       </w:pPr>
       <w:r>
-        <w:t>实践意义</w:t>
+        <w:t>1.2.1 理论意义</w:t>
       </w:r>
     </w:p>
     <w:p>
@@ -15862,10 +15739,32 @@
         <w:spacing w:before="31" w:after="31"/>
         <w:ind w:firstLine="480"/>
       </w:pPr>
+      <w:proofErr w:type="gramStart"/>
+      <w:proofErr w:type="gramEnd"/>
+      <w:proofErr w:type="gramStart"/>
+      <w:proofErr w:type="gramEnd"/>
+      <w:r>
+        <w:t>理论上，本文把 AI 编程智能体的项目知识建模和上下文生成作为研究主线，设计能力—代码双层知识组织模型、Spec 增量知识演化机制，以及图谱驱动的任务上下文生成方法。三者共同用于分析长期演化项目中的知识如何进入智能体上下文，并为后续实验提供方法框架。</w:t>
+      </w:r>
+    </w:p>
+    <w:p>
+      <w:pPr>
+        <w:pStyle w:val="u3"/>
+      </w:pPr>
+      <w:r>
+        <w:t>1.2.2 实践意义</w:t>
+      </w:r>
+    </w:p>
+    <w:p>
+      <w:pPr>
+        <w:pStyle w:val="ua"/>
+        <w:spacing w:before="31" w:after="31"/>
+        <w:ind w:firstLine="480"/>
+      </w:pPr>
       <w:proofErr w:type="spellStart"/>
       <w:proofErr w:type="spellEnd"/>
       <w:r>
-        <w:t>在工程应用层面，本文给出了软件工程智能体上下文构建、管理和复用的一条实现路径。wpw（Web Project Workflow）系统承担方法载体的作用：结构化知识供给用于减少智能体取得项目知识的成本，增量知识演化适应项目的持续变化，上下文压缩则控制 Token 开销。本文随后以基于大模型的美食推荐系统开发过程进行端到端验证。研究问题来自实际工程中的 AI 辅助开发困难，因此整套方法具有明确的问题驱动特征。</w:t>
+        <w:t>实践上，上述设计由 wpw（Web Project Workflow）系统承载。系统以结构化知识供给、增量知识演化和上下文压缩分别应对项目知识获取、长期变化与 Token 开销，并在基于大模型的美食推荐系统开发过程中进行端到端验证。研究问题直接来自 AI 辅助开发的工程实践。</w:t>
       </w:r>
     </w:p>
     <w:p>
@@ -15873,7 +15772,7 @@
         <w:pStyle w:val="u2"/>
       </w:pPr>
       <w:r>
-        <w:t>国内外研究现状</w:t>
+        <w:t>1.3 国内外研究现状</w:t>
       </w:r>
     </w:p>
     <w:p>
@@ -15887,7 +15786,7 @@
       <w:proofErr w:type="gramStart"/>
       <w:proofErr w:type="gramEnd"/>
       <w:r>
-        <w:t>相关研究分别从国外和国内两个视角梳理。国外研究按大模型代码生成、AI 软件工程 Agent、Spec/Workflow 驱动开发、上下文工程、软件知识图谱与 Repository 智能五条线索展开；国内部分关注政策环境、大模型与编程工具生态，以及相应的学术研究和工程实践。在此基础上，本节再归纳现有工作的不足。用于对比的 Spec Kit、OpenSpec 和 Superpowers 都是快速迭代的开源项目，版本与生态资料的检索截止到 2026 年 8 月。文中能力描述均对应实验采用的具体版本，版本号、发布日期和代码提交记录在附录实验环境表中固定下来，以保证复现；这些描述不被视为永久不变的“产品属性”。</w:t>
+        <w:t>相关工作分为两部分。国外研究按大模型代码生成、AI 软件工程 Agent、Spec/Workflow 驱动开发、上下文工程以及软件知识图谱与 Repository 智能五条线索讨论；国内部分补充政策、大模型生态、编程工具和相关学术实践，最后集中说明与本文的差异。Spec Kit、OpenSpec、Superpowers 都是仍在快速迭代的开源项目，本文只讨论截至 2026 年 8 月检索到的版本，并在附录实验环境表中固定版本号、发布日期和代码提交记录，以便复现，不把这些描述当作不变的“产品属性”。</w:t>
       </w:r>
     </w:p>
     <w:p>
@@ -15895,7 +15794,7 @@
         <w:pStyle w:val="u3"/>
       </w:pPr>
       <w:r>
-        <w:t>国外研究现状</w:t>
+        <w:t>1.3.1 国外研究现状</w:t>
       </w:r>
     </w:p>
     <w:p>
@@ -15913,7 +15812,7 @@
       <w:proofErr w:type="gramStart"/>
       <w:proofErr w:type="gramEnd"/>
       <w:r>
-        <w:t>（1）大模型代码生成研究。代码生成研究从 Code Llama 等代码专用预训练模型</w:t>
+        <w:t>（1）大模型代码生成研究。代码专用模型（如 Code Llama</w:t>
       </w:r>
       <w:r>
         <w:rPr>
@@ -15922,7 +15821,7 @@
         <w:t>[30]</w:t>
       </w:r>
       <w:r>
-        <w:t>，逐步发展到 GPT、Claude 等兼具代码推理能力的通用模型系列；国产代码模型另在国内研究现状中讨论。LLM4SE 系统综述</w:t>
+        <w:t>）与具有代码推理能力的 GPT、Claude 等通用模型仍在发展，国产代码模型放在国内研究现状中说明。LLM4SE 综述</w:t>
       </w:r>
       <w:r>
         <w:rPr>
@@ -15931,7 +15830,7 @@
         <w:t>[1]</w:t>
       </w:r>
       <w:r>
-        <w:t>对代码生成、补全、翻译和解释任务的能力边界及评估方法进行了系统梳理。上述模型能力是本文工作的基础。随着“模型能否编写代码”逐渐得到肯定回答，真实项目中的有效上下文从哪里获得，成为新的研究重点。本文不改进模型的代码生成能力，而是在现有模型能力之上研究输入上下文的组织方法。</w:t>
+        <w:t>系统整理了代码生成、补全、翻译和解释等任务的能力边界及评估方式。本文把这些模型能力视作研究前提，关注的是在真实项目中如何组织上下文，而不改动模型本身。</w:t>
       </w:r>
     </w:p>
     <w:p>
@@ -15943,7 +15842,7 @@
       <w:proofErr w:type="spellStart"/>
       <w:proofErr w:type="spellEnd"/>
       <w:r>
-        <w:t>（2）AI 软件工程 Agent 研究。该方向主要研究软件工程任务的规划和执行。SWE-bench 以真实 GitHub issue 构建软件工程任务基准</w:t>
+        <w:t>（2）AI 软件工程 Agent 研究。该方向关注软件工程任务的规划与执行。SWE-bench 以真实 GitHub issue 建立任务基准</w:t>
       </w:r>
       <w:r>
         <w:rPr>
@@ -15952,7 +15851,7 @@
         <w:t>[16]</w:t>
       </w:r>
       <w:r>
-        <w:t>，SWE-agent 设计了语言模型智能体与计算机交互的接口</w:t>
+        <w:t>，SWE-agent 研究语言模型智能体与计算机之间的交互接口</w:t>
       </w:r>
       <w:r>
         <w:rPr>
@@ -15979,7 +15878,7 @@
         <w:t>[33]</w:t>
       </w:r>
       <w:r>
-        <w:t xml:space="preserve"> 等工程系统则已经具备任务规划、文件编辑、命令执行和自我修复能力。2025 至 2026 年，研究范围进一步进入真实工程环境。文献</w:t>
+        <w:t xml:space="preserve"> 等系统则提供文件编辑、命令执行和自我修复等能力。2025 至 2026 年，研究进一步进入真实工程环境：文献</w:t>
       </w:r>
       <w:r>
         <w:rPr>
@@ -15988,7 +15887,7 @@
         <w:t>[2]</w:t>
       </w:r>
       <w:r>
-        <w:t>分析十余万个 GitHub 项目并估计 coding agent 的采用情况，文献</w:t>
+        <w:t>利用十余万个 GitHub 项目估计 coding agent 的采用情况，文献</w:t>
       </w:r>
       <w:r>
         <w:rPr>
@@ -15997,7 +15896,7 @@
         <w:t>[10]</w:t>
       </w:r>
       <w:r>
-        <w:t>考察真实项目中智能体重构的类型、动机和代码质量变化。国内关于智能体的实证研究及综述将在后文单独介绍。</w:t>
+        <w:t>分析真实项目中智能体重构的类型、动机及代码质量变化；国内的实证与综述工作见后文。</w:t>
       </w:r>
     </w:p>
     <w:p>
@@ -16007,7 +15906,7 @@
         <w:ind w:firstLine="480"/>
       </w:pPr>
       <w:r>
-        <w:t>该方向早期集中在任务规划、工具执行和环境交互，近年的讨论又加入智能体记忆、仓库级上下文与长期任务管理。不过，面向长期软件演化，把需求语义、业务能力和代码结构放入同一知识模型并持续维护的研究仍较少。</w:t>
+        <w:t>已有成果主要围绕任务规划、工具执行和环境交互展开，记忆、仓库级上下文及长期任务管理是近年才逐步纳入的内容。对于持续演化的软件项目，怎样同时组织需求语义、业务能力和代码结构并长期维护，仍缺乏完整的系统化方案。</w:t>
       </w:r>
     </w:p>
     <w:p>
@@ -16016,116 +15915,14 @@
         <w:spacing w:before="31" w:after="31"/>
         <w:ind w:firstLine="482"/>
       </w:pPr>
-      <w:r>
-        <w:rPr>
-          <w:b/>
-        </w:rPr>
-        <w:t>（</w:t>
-      </w:r>
-      <w:r>
-        <w:rPr>
-          <w:b/>
-        </w:rPr>
-        <w:t>3</w:t>
-      </w:r>
-      <w:r>
-        <w:rPr>
-          <w:b/>
-        </w:rPr>
-        <w:t>）</w:t>
-      </w:r>
-      <w:r>
-        <w:rPr>
-          <w:b/>
-        </w:rPr>
-        <w:t xml:space="preserve">Spec/Workflow </w:t>
-      </w:r>
-      <w:r>
-        <w:rPr>
-          <w:b/>
-        </w:rPr>
-        <w:t>驱动开发研究</w:t>
-      </w:r>
-      <w:r>
-        <w:t>。针对</w:t>
-      </w:r>
-      <w:r>
-        <w:t xml:space="preserve"> AI </w:t>
-      </w:r>
-      <w:r>
-        <w:t>开发过程的约束问题，工程社区发展出以规范与流程组织为核心的工作流路线，通过规范驱动、技能编排、任务分解等方式提升</w:t>
-      </w:r>
-      <w:r>
-        <w:t xml:space="preserve"> Agent </w:t>
-      </w:r>
-      <w:r>
-        <w:t>执行的可靠性。</w:t>
-      </w:r>
       <w:proofErr w:type="spellStart"/>
-      <w:r>
-        <w:t>Piskala</w:t>
-      </w:r>
       <w:proofErr w:type="spellEnd"/>
-      <w:r>
-        <w:t>（</w:t>
-      </w:r>
-      <w:r>
-        <w:t>2026</w:t>
-      </w:r>
-      <w:r>
-        <w:t>）将规格驱动开发（</w:t>
-      </w:r>
-      <w:r>
-        <w:t>Spec-Driven Development</w:t>
-      </w:r>
-      <w:r>
-        <w:t>）概括为从</w:t>
-      </w:r>
       <w:proofErr w:type="gramStart"/>
-      <w:r>
-        <w:t>"</w:t>
-      </w:r>
-      <w:r>
-        <w:t>代码</w:t>
-      </w:r>
       <w:proofErr w:type="gramEnd"/>
-      <w:r>
-        <w:t>即事实源</w:t>
-      </w:r>
-      <w:r>
-        <w:t>"</w:t>
-      </w:r>
-      <w:r>
-        <w:t>（</w:t>
-      </w:r>
-      <w:r>
-        <w:t>code-as-source</w:t>
-      </w:r>
-      <w:r>
-        <w:t>）向</w:t>
-      </w:r>
       <w:proofErr w:type="gramStart"/>
-      <w:r>
-        <w:t>"</w:t>
-      </w:r>
-      <w:r>
-        <w:t>规格</w:t>
-      </w:r>
       <w:proofErr w:type="gramEnd"/>
       <w:r>
-        <w:t>即首要制品</w:t>
-      </w:r>
-      <w:r>
-        <w:t>"</w:t>
-      </w:r>
-      <w:r>
-        <w:t>（</w:t>
-      </w:r>
-      <w:r>
-        <w:t>specification-as-primary-artifact</w:t>
-      </w:r>
-      <w:r>
-        <w:t>）的范式转移</w:t>
+        <w:t>（3）Spec/Workflow 驱动开发研究。为约束 AI 开发过程，工程社区开始用规范、工作流和任务分解来组织 Agent。Piskala（2026）将规格驱动开发（Spec-Driven Development）概括为由“代码即事实源”（code-as-source）转向“规格即首要制品”（specification-as-primary-artifact）</w:t>
       </w:r>
       <w:r>
         <w:rPr>
@@ -16134,7 +15931,7 @@
         <w:t>[7]</w:t>
       </w:r>
       <w:r>
-        <w:t>。三个代表性方向为：</w:t>
+        <w:t>。现有实践可按关注对象分为三类。</w:t>
       </w:r>
     </w:p>
     <w:p>
@@ -16152,7 +15949,7 @@
       <w:proofErr w:type="gramStart"/>
       <w:proofErr w:type="gramEnd"/>
       <w:r>
-        <w:t>项目级规范治理、变更级规格管理和技能化执行纪律代表了三种工程路线。GitHub Spec Kit 以 Constitution、功能 Specification、技术 Plan 和任务分解为核心制品，借助 Clarify、Checklist、Analyze、Converge 等质量门禁组织开发，后继版本还增加了通用工作流引擎与分层扩展结构</w:t>
+        <w:t>项目级规范治理方面，GitHub Spec Kit 以 Constitution、Specification、Plan 和任务分解为主要制品，通过 Clarify、Checklist、Analyze、Converge 等门禁组织开发，后续版本还加入通用工作流引擎和分层扩展结构</w:t>
       </w:r>
       <w:r>
         <w:rPr>
@@ -16161,7 +15958,7 @@
         <w:t>[8]</w:t>
       </w:r>
       <w:r>
-        <w:t>。OpenSpec 以动作（Action）为中心建立工作流和制品图（artifact graph），面向存量项目管理变更级规格制品的生命周期，并把“依赖”定义为使能条件而非强制关卡</w:t>
+        <w:t>。OpenSpec 面向变更级规格，以 Action 和 artifact graph 管理制品生命周期，强调存量项目优先，并把依赖视作使能条件而非强制关卡</w:t>
       </w:r>
       <w:r>
         <w:rPr>
@@ -16170,7 +15967,7 @@
         <w:t>[8]</w:t>
       </w:r>
       <w:r>
-        <w:t>。Superpowers 则通过可组合技能和强制工作流规范执行，覆盖需求澄清、计划编写、子代理驱动开发、测试驱动开发及多层代码审查，强调“工作流是强制要求而非建议”</w:t>
+        <w:t>。Superpowers 采用可组合技能和强制工作流维持执行纪律，覆盖需求澄清、计划、子代理开发、测试及多层代码审查，强调工作流需要实际执行</w:t>
       </w:r>
       <w:r>
         <w:rPr>
@@ -16189,7 +15986,7 @@
         <w:ind w:firstLine="480"/>
       </w:pPr>
       <w:r>
-        <w:t>这些工作通过管理 spec、workflow 与 execution，对 AI 开发中的过程约束作出了有效回应，智能体执行的可靠性和过程可审计性因而得到改善。本文方法与它们属于互补关系，机制差异将在第 5 章进一步比较。表1-1列出了三类代表性工具与本文方法在知识对象上的区别。截至本文检索时点，尚未发现以三者为对象的同行评审系统比较研究，因此相关事实均以各自官方仓库和文档为依据。</w:t>
+        <w:t>这些工作把 spec、workflow 和 execution 纳入管理，回应了 AI 开发中的过程约束，也提高了执行过程的可审计性。本文不将它们作为竞争工具，机制上的互补关系放在第 5 章讨论。表1-1按知识对象列出三类工具与本文方法的差异；截至检索时点，尚未见针对三者的同行评审系统比较研究，因此工具描述以官方仓库和文档为依据。</w:t>
       </w:r>
     </w:p>
     <w:p>
@@ -16203,13 +16000,7 @@
         </w:r>
       </w:fldSimple>
       <w:r>
-        <w:t>表</w:t>
-      </w:r>
-      <w:r>
-        <w:t xml:space="preserve">1-1 </w:t>
-      </w:r>
-      <w:r>
-        <w:t>代表性工作流工具与本文方法的知识对象对比</w:t>
+        <w:t>表1-1 代表性工作流工具与本文方法的知识对象对比</w:t>
       </w:r>
     </w:p>
     <w:tbl>
@@ -16486,7 +16277,7 @@
         <w:ind w:firstLine="480"/>
       </w:pPr>
       <w:r>
-        <w:t>由以上比较可见，现有方法主要管理 spec、workflow 和 execution 相关制品及过程，知识对象集中在规格制品、变更状态和执行活动。本文在这一基础上继续研究规格知识与代码结构之间如何形成长期、显式的联系，以及这种联系怎样用于生成任务级上下文。两类工作并不相互替代。</w:t>
+        <w:t>总体来看，这些方法分别把规格制品、变更状态或执行过程作为核心对象。本文借鉴其流程约束思路，进一步关注规格知识与代码结构的长期关联，以及如何利用这种关联生成任务级上下文。</w:t>
       </w:r>
     </w:p>
     <w:p>
@@ -16504,7 +16295,7 @@
       <w:proofErr w:type="spellStart"/>
       <w:proofErr w:type="spellEnd"/>
       <w:r>
-        <w:t>（4）上下文工程研究。该方向研究如何组织智能体输入。RAG 在基础机制上引入外部非参数化知识，以弥补参数化知识的限制</w:t>
+        <w:t>（4）上下文工程研究。该方向考察智能体输入的组织方式。RAG 借助外部非参数化知识补充模型参数中的知识</w:t>
       </w:r>
       <w:r>
         <w:rPr>
@@ -16513,7 +16304,7 @@
         <w:t>[5]</w:t>
       </w:r>
       <w:r>
-        <w:t>；“Lost in the Middle”现象促使研究者重新关注文档压缩和上下文选择</w:t>
+        <w:t>；“Lost in the Middle”现象使上下文选择和压缩成为重要问题</w:t>
       </w:r>
       <w:r>
         <w:rPr>
@@ -16522,7 +16313,7 @@
         <w:t>[4]</w:t>
       </w:r>
       <w:r>
-        <w:t>；GraphRAG 等方法则用实体-关系图连接检索与生成</w:t>
+        <w:t>；GraphRAG 则以实体—关系图连接检索与生成</w:t>
       </w:r>
       <w:r>
         <w:rPr>
@@ -16531,7 +16322,7 @@
         <w:t>[19]</w:t>
       </w:r>
       <w:r>
-        <w:t>。代码场景中的研究更多围绕仓库级生成展开。CodePlan 以规划方式组织仓库级修改的链式执行</w:t>
+        <w:t>。在代码任务中，CodePlan 用规划组织仓库级修改链路</w:t>
       </w:r>
       <w:r>
         <w:rPr>
@@ -16540,7 +16331,7 @@
         <w:t>[35]</w:t>
       </w:r>
       <w:r>
-        <w:t>，RepoHyper 构建代码结构超图并据此检索上下文</w:t>
+        <w:t>，RepoHyper 以代码结构超图支持上下文检索</w:t>
       </w:r>
       <w:r>
         <w:rPr>
@@ -16549,7 +16340,7 @@
         <w:t>[36]</w:t>
       </w:r>
       <w:r>
-        <w:t>，CodeSearchNet 则明确了自然语言-代码检索任务并发布大规模数据集</w:t>
+        <w:t>，CodeSearchNet 定义自然语言—代码检索任务并提供大规模数据集</w:t>
       </w:r>
       <w:r>
         <w:rPr>
@@ -16558,7 +16349,7 @@
         <w:t>[12]</w:t>
       </w:r>
       <w:r>
-        <w:t>。国内关于仓库级代码补全的研究将在后文介绍。</w:t>
+        <w:t>。国内仓库级代码补全工作另行介绍。</w:t>
       </w:r>
     </w:p>
     <w:p>
@@ -16568,7 +16359,7 @@
         <w:ind w:firstLine="480"/>
       </w:pPr>
       <w:r>
-        <w:t>这些研究分别解决检索、Prompt 上下文构造或仓库级生成问题，但多数上下文仍针对单次任务临时形成。任务结束后，检索结果与子图不会继续积累为项目级知识资产；业务语义与代码结构之间的关系，也没有在知识层面获得显式表示。</w:t>
+        <w:t>上述研究分别推进了检索、Prompt 构造和仓库级生成，但多数上下文仍是为当前任务临时组织的。任务完成后，检索结果或子图通常不会转化为项目级知识，业务语义与代码结构之间的联系也难以持续保存。</w:t>
       </w:r>
     </w:p>
     <w:p>
@@ -16578,7 +16369,7 @@
         <w:ind w:firstLine="482"/>
       </w:pPr>
       <w:r>
-        <w:t>（5）软件知识图谱与 Repository 智能研究。现有工作把图结构用于软件知识组织，大体形成了代码结构图谱、需求-代码追踪和 Repository 知识图谱三个方向。</w:t>
+        <w:t>（5）软件知识图谱与 Repository 智能研究。现有研究主要从三个方向把图结构用于软件知识组织。</w:t>
       </w:r>
     </w:p>
     <w:p>
@@ -16588,7 +16379,7 @@
         <w:ind w:firstLine="482"/>
       </w:pPr>
       <w:r>
-        <w:t>代码结构图谱以代码属性图（Code Property Graph）为典型代表。该模型把抽象语法树、控制流图和程序依赖图组织为统一、可查询的图，是代码结构知识图式表达的经典范式</w:t>
+        <w:t>代码结构图谱方面，代码属性图（Code Property Graph）把抽象语法树、控制流图和程序依赖图合并为可查询的图模型，是常用的代码结构表示方式</w:t>
       </w:r>
       <w:r>
         <w:rPr>
@@ -16597,7 +16388,7 @@
         <w:t>[18]</w:t>
       </w:r>
       <w:r>
-        <w:t>。它能够细致描述代码实体之间的结构关系，但节点和边仍定义在程序结构层，业务语义不在其表示范围内。</w:t>
+        <w:t>。该模型能够细致描述代码实体之间的联系，但节点和边都停留在程序结构层，缺少业务语义。</w:t>
       </w:r>
     </w:p>
     <w:p>
@@ -16607,7 +16398,7 @@
         <w:ind w:firstLine="482"/>
       </w:pPr>
       <w:r>
-        <w:t>需求-代码追踪（Traceability）长期研究如何自动恢复需求制品与代码之间的联系</w:t>
+        <w:t>需求—代码追踪研究长期关注关联的自动恢复</w:t>
       </w:r>
       <w:r>
         <w:rPr>
@@ -16628,7 +16419,7 @@
         <w:t>[15]</w:t>
       </w:r>
       <w:r>
-        <w:t>，因而与本文的业务-代码关联问题直接相关。已有方法通常把一次性链接恢复作为目标，恢复结果还没有成为可随项目变化持续维护的知识资产。国内该方向的近期研究将在后文介绍。</w:t>
+        <w:t>，与本文讨论的业务—代码联系直接相关，但多数工作以一次性恢复链接为目标，尚未形成可持续维护的知识资产；国内近年的相关工作放在后文说明。</w:t>
       </w:r>
     </w:p>
     <w:p>
@@ -16644,7 +16435,7 @@
       <w:proofErr w:type="gramStart"/>
       <w:proofErr w:type="gramEnd"/>
       <w:r>
-        <w:t>Repository 知识图谱在 2025 至 2026 年出现了一批面向仓库级智能体的新工作。有研究用代码仓库图谱增强演化代码库中的仓库级代码生成</w:t>
+        <w:t>2025 至 2026 年，Repository 知识图谱开始直接用于仓库级智能体。一类工作利用代码仓库图谱增强演化代码库上的仓库级代码生成</w:t>
       </w:r>
       <w:r>
         <w:rPr>
@@ -16653,7 +16444,7 @@
         <w:t>[39]</w:t>
       </w:r>
       <w:r>
-        <w:t>。Repository Intelligence Graph 则为 Claude Code、Cursor、Codex 等编码智能体提供确定性的仓库架构图上下文；在 8 个仓库和 3 种商用智能体上的实验中，平均准确率提高 12.2%，完成时间降低 53.9%</w:t>
+        <w:t>。另一项工作 Repository Intelligence Graph 面向 Claude Code、Cursor、Codex 等编码智能体，提供确定性的仓库架构图上下文；在 8 个仓库和 3 种商用智能体上的实验中，平均准确率提高 12.2%，完成时间降低 53.9%</w:t>
       </w:r>
       <w:r>
         <w:rPr>
@@ -16662,7 +16453,7 @@
         <w:t>[40]</w:t>
       </w:r>
       <w:r>
-        <w:t>。国内 KGCompass 等工作将在下一部分讨论。这些结果说明，“代码图谱服务 Agent 上下文”已经得到实验支持，并形成了明确的研究趋势，也为本文提供了直接参照和比较对象。</w:t>
+        <w:t>。KGCompass 等国内工作将在后文讨论。现有结果已经表明，代码图谱可以服务 Agent 上下文，这些研究也是本文需要正面参照的基础。</w:t>
       </w:r>
     </w:p>
     <w:p>
@@ -16670,7 +16461,7 @@
         <w:pStyle w:val="u3"/>
       </w:pPr>
       <w:r>
-        <w:t>国内研究现状</w:t>
+        <w:t>1.3.2 国内研究现状</w:t>
       </w:r>
     </w:p>
     <w:p>
@@ -16688,94 +16479,13 @@
       <w:proofErr w:type="spellStart"/>
       <w:proofErr w:type="spellEnd"/>
       <w:r>
-        <w:t>（1）大模型技术与编程工具生态。国内大模型技术快速发展，政策层面也给出了明确支持。国务院在 2025 年发布《关于深入实施“人工智能+”行动的意见》，提出推动人工智能与经济社会各领域融合，并加快智能体等场景落地</w:t>
+        <w:t>（1）大模型技术与编程工具生态。国内大模型进入软件开发，一方面受到政策推动，另一方面也受产业生态带动。国务院 2025 年发布《关于深入实施"人工智能+"行动的意见》，提出促进人工智能与经济社会各领域融合，并加快智能体场景落地</w:t>
       </w:r>
       <w:r>
         <w:rPr>
           <w:vertAlign w:val="superscript"/>
         </w:rPr>
         <w:t>[20]</w:t>
-      </w:r>
-      <w:r>
-        <w:t>。产业生态呈现多主体和多技术路线并行的格局，通义千问</w:t>
-      </w:r>
-      <w:r>
-        <w:rPr>
-          <w:vertAlign w:val="superscript"/>
-        </w:rPr>
-        <w:t>[21]</w:t>
-      </w:r>
-      <w:r>
-        <w:t>、文心</w:t>
-      </w:r>
-      <w:r>
-        <w:rPr>
-          <w:vertAlign w:val="superscript"/>
-        </w:rPr>
-        <w:t>[22]</w:t>
-      </w:r>
-      <w:r>
-        <w:t>、混元</w:t>
-      </w:r>
-      <w:r>
-        <w:rPr>
-          <w:vertAlign w:val="superscript"/>
-        </w:rPr>
-        <w:t>[23]</w:t>
-      </w:r>
-      <w:r>
-        <w:t>、豆包</w:t>
-      </w:r>
-      <w:r>
-        <w:rPr>
-          <w:vertAlign w:val="superscript"/>
-        </w:rPr>
-        <w:t>[24]</w:t>
-      </w:r>
-      <w:r>
-        <w:t>、GLM</w:t>
-      </w:r>
-      <w:r>
-        <w:rPr>
-          <w:vertAlign w:val="superscript"/>
-        </w:rPr>
-        <w:t>[25]</w:t>
-      </w:r>
-      <w:r>
-        <w:t>、Kimi</w:t>
-      </w:r>
-      <w:r>
-        <w:rPr>
-          <w:vertAlign w:val="superscript"/>
-        </w:rPr>
-        <w:t>[26]</w:t>
-      </w:r>
-      <w:r>
-        <w:t>、DeepSeek</w:t>
-      </w:r>
-      <w:r>
-        <w:rPr>
-          <w:vertAlign w:val="superscript"/>
-        </w:rPr>
-        <w:t>[27]</w:t>
-      </w:r>
-      <w:r>
-        <w:t>等模型与平台具有代表性。代码模型已形成 DeepSeek Coder</w:t>
-      </w:r>
-      <w:r>
-        <w:rPr>
-          <w:vertAlign w:val="superscript"/>
-        </w:rPr>
-        <w:t>[31]</w:t>
-      </w:r>
-      <w:r>
-        <w:t>、通义千问代码系列和智谱 CodeGeeX 底层模型等系列；在工具端，CodeGeeX、通义灵码等国产编程助手也在推动大模型进入软件工程实践</w:t>
-      </w:r>
-      <w:r>
-        <w:rPr>
-          <w:vertAlign w:val="superscript"/>
-        </w:rPr>
-        <w:t>[29]</w:t>
       </w:r>
       <w:r>
         <w:t>。</w:t>
@@ -16790,22 +16500,85 @@
       <w:proofErr w:type="spellStart"/>
       <w:proofErr w:type="spellEnd"/>
       <w:r>
-        <w:t>（2）AI 软件工程智能体实证与综述。国内研究与国际进展基本同步。文献</w:t>
+        <w:t>产业平台中，通义千问</w:t>
       </w:r>
       <w:r>
         <w:rPr>
           <w:vertAlign w:val="superscript"/>
         </w:rPr>
-        <w:t>[3]</w:t>
-      </w:r>
-      <w:r>
-        <w:t>利用 AIDev 数据集分析真实仓库中的 AI 辅助开发活动，不仅描述了活动特征，也揭示了智能体产出可信度与人类之间的差距。关于智能体自演化的综述则梳理了仓库级上下文、可执行反馈等智能体资源，并总结了智能体记忆机制的研究进展</w:t>
+        <w:t>[21]</w:t>
+      </w:r>
+      <w:r>
+        <w:t>、文心</w:t>
       </w:r>
       <w:r>
         <w:rPr>
           <w:vertAlign w:val="superscript"/>
         </w:rPr>
-        <w:t>[6]</w:t>
+        <w:t>[22]</w:t>
+      </w:r>
+      <w:r>
+        <w:t>、混元</w:t>
+      </w:r>
+      <w:r>
+        <w:rPr>
+          <w:vertAlign w:val="superscript"/>
+        </w:rPr>
+        <w:t>[23]</w:t>
+      </w:r>
+      <w:r>
+        <w:t>、豆包</w:t>
+      </w:r>
+      <w:r>
+        <w:rPr>
+          <w:vertAlign w:val="superscript"/>
+        </w:rPr>
+        <w:t>[24]</w:t>
+      </w:r>
+      <w:r>
+        <w:t>、GLM</w:t>
+      </w:r>
+      <w:r>
+        <w:rPr>
+          <w:vertAlign w:val="superscript"/>
+        </w:rPr>
+        <w:t>[25]</w:t>
+      </w:r>
+      <w:r>
+        <w:t>、Kimi</w:t>
+      </w:r>
+      <w:r>
+        <w:rPr>
+          <w:vertAlign w:val="superscript"/>
+        </w:rPr>
+        <w:t>[26]</w:t>
+      </w:r>
+      <w:r>
+        <w:t>和 DeepSeek</w:t>
+      </w:r>
+      <w:r>
+        <w:rPr>
+          <w:vertAlign w:val="superscript"/>
+        </w:rPr>
+        <w:t>[27]</w:t>
+      </w:r>
+      <w:r>
+        <w:t>并行发展。面向编程的模型和工具也在形成体系，代表性代码模型包括 DeepSeek Coder</w:t>
+      </w:r>
+      <w:r>
+        <w:rPr>
+          <w:vertAlign w:val="superscript"/>
+        </w:rPr>
+        <w:t>[31]</w:t>
+      </w:r>
+      <w:r>
+        <w:t>、通义千问代码系列和智谱 CodeGeeX，CodeGeeX、通义灵码等国产编程助手已将大模型用于软件工程实践</w:t>
+      </w:r>
+      <w:r>
+        <w:rPr>
+          <w:vertAlign w:val="superscript"/>
+        </w:rPr>
+        <w:t>[29]</w:t>
       </w:r>
       <w:r>
         <w:t>。</w:t>
@@ -16822,25 +16595,25 @@
       <w:proofErr w:type="spellStart"/>
       <w:proofErr w:type="spellEnd"/>
       <w:r>
-        <w:t>（3）代码表示与仓库级理解。微软亚洲研究院提出 GraphCodeBERT，在代码表示预训练中显式使用数据流结构，是结构信息改善下游任务效果的代表性工作</w:t>
+        <w:t>（2）AI 软件工程智能体实证与综述。国内研究开始从工具介绍转向真实开发活动分析。文献</w:t>
       </w:r>
       <w:r>
         <w:rPr>
           <w:vertAlign w:val="superscript"/>
         </w:rPr>
-        <w:t>[11]</w:t>
-      </w:r>
-      <w:r>
-        <w:t>。浙江大学团队开发的 CatCoder 把静态分析与检索结果结合起来，用于上下文感知的代码补全</w:t>
+        <w:t>[3]</w:t>
+      </w:r>
+      <w:r>
+        <w:t>借助 AIDev 数据集考察真实仓库中的 AI 辅助开发，指出智能体产出的可信度与人类开发者仍存在差距；关于智能体自演化的综述则归纳了仓库级上下文、可执行反馈和记忆机制等进展</w:t>
       </w:r>
       <w:r>
         <w:rPr>
           <w:vertAlign w:val="superscript"/>
         </w:rPr>
-        <w:t>[34]</w:t>
-      </w:r>
-      <w:r>
-        <w:t>。两项工作都属于仓库级代码理解研究，但其组织对象仍是代码层结构关系，没有把业务语义纳入模型。</w:t>
+        <w:t>[6]</w:t>
+      </w:r>
+      <w:r>
+        <w:t>。</w:t>
       </w:r>
     </w:p>
     <w:p>
@@ -16850,16 +16623,25 @@
         <w:ind w:firstLine="482"/>
       </w:pPr>
       <w:r>
-        <w:t>（4）需求-代码追踪。南京大学团队提出的 TRIAD 使用共识词对和制品之间的传递链接，自动恢复需求到代码的追踪关系</w:t>
+        <w:t>（3）代码表示与仓库级理解。GraphCodeBERT 在代码表示预训练中加入数据流结构，展示了结构信息对下游任务的作用</w:t>
       </w:r>
       <w:r>
         <w:rPr>
           <w:vertAlign w:val="superscript"/>
         </w:rPr>
-        <w:t>[41]</w:t>
-      </w:r>
-      <w:r>
-        <w:t>。它直接涉及本文关注的业务-代码关联问题，不过目标仍是一次性恢复链接，尚未形成能够随项目演化持续更新的知识资产。</w:t>
+        <w:t>[11]</w:t>
+      </w:r>
+      <w:r>
+        <w:t>；浙江大学团队的 CatCoder 将静态分析与检索结果结合，用于上下文感知的代码补全</w:t>
+      </w:r>
+      <w:r>
+        <w:rPr>
+          <w:vertAlign w:val="superscript"/>
+        </w:rPr>
+        <w:t>[34]</w:t>
+      </w:r>
+      <w:r>
+        <w:t>。这两类工作都面向仓库级代码理解，但知识组织仍位于代码结构层，没有纳入业务语义。</w:t>
       </w:r>
     </w:p>
     <w:p>
@@ -16875,25 +16657,16 @@
       <w:proofErr w:type="gramStart"/>
       <w:proofErr w:type="gramEnd"/>
       <w:r>
-        <w:t>（5）仓库级知识图谱与工业实践。KGCompass 由燕山大学牵头、多家机构合作完成。该方法把 issue、PR、文件、类和函数组织为仓库感知知识图谱，通过图路径帮助智能体定位修复位置，在 SWE-Bench-Lite 上完成效果验证，并支持图谱随仓库演化增量更新</w:t>
+        <w:t>（4）需求-代码追踪。南京大学团队提出的 TRIAD 利用共识词对及制品间的传递链接，自动恢复需求到代码的追踪关系</w:t>
       </w:r>
       <w:r>
         <w:rPr>
           <w:vertAlign w:val="superscript"/>
         </w:rPr>
-        <w:t>[38]</w:t>
-      </w:r>
-      <w:r>
-        <w:t>，代表了国内“代码图谱服务 Agent 上下文”的研究路线。工业实践中，中国工商银行软件开发中心把程序血缘分析用于软件工程，通过抽象语法树和字节码分析构建全链路程序血缘，以感知交易变动并分析影响范围</w:t>
-      </w:r>
-      <w:r>
-        <w:rPr>
-          <w:vertAlign w:val="superscript"/>
-        </w:rPr>
-        <w:t>[42]</w:t>
-      </w:r>
-      <w:r>
-        <w:t>。这一案例也说明，大型金融系统确有连接业务与代码的现实需求。</w:t>
+        <w:t>[41]</w:t>
+      </w:r>
+      <w:r>
+        <w:t>。该工作触及业务—代码关联，但主要目标仍是一次性恢复链接，尚未把链接作为随项目演化维护的知识资产。</w:t>
       </w:r>
     </w:p>
     <w:p>
@@ -16911,7 +16684,25 @@
       <w:proofErr w:type="gramStart"/>
       <w:proofErr w:type="gramEnd"/>
       <w:r>
-        <w:t>国内研究与实践可以归纳为三条主要路线。代码大模型与编程助手以 DeepSeek Coder、CodeGeeX、通义灵码等为代表，重点在模型能力和开发工具形态；智能体与企业软件开发路线开始把工具调用、代码检索及代码库索引引入真实流程；软件知识图谱与代码知识工程则通过 KGCompass、程序血缘分析和需求追踪，探索结构化代码知识如何支持开发活动。国内已经出现“代码知识服务 Agent”的研究和工业案例，但从“Spec 与业务能力”延伸到代码及长期上下文的完整链路仍不多见。与本文直接相关的方法研究，目前更多来自国外学术界和开源工程社区。</w:t>
+        <w:t>（5）仓库级知识图谱与工业实践。KGCompass 由燕山大学牵头、多家机构合作完成，把 issue、PR、文件、类和函数组织成仓库感知知识图谱，并通过图路径帮助智能体定位修复位置，在 SWE-Bench-Lite 上验证了效果；图谱还支持随仓库演化进行增量更新</w:t>
+      </w:r>
+      <w:r>
+        <w:rPr>
+          <w:vertAlign w:val="superscript"/>
+        </w:rPr>
+        <w:t>[38]</w:t>
+      </w:r>
+      <w:r>
+        <w:t>，是国内代码图谱服务 Agent 上下文的代表工作。工业实践方面，中国工商银行软件开发中心利用抽象语法树和字节码分析构建全链路程序血缘，用于感知交易变动和分析影响范围</w:t>
+      </w:r>
+      <w:r>
+        <w:rPr>
+          <w:vertAlign w:val="superscript"/>
+        </w:rPr>
+        <w:t>[42]</w:t>
+      </w:r>
+      <w:r>
+        <w:t>，说明大型金融系统同样需要维护业务—代码联系。</w:t>
       </w:r>
     </w:p>
     <w:p>
@@ -16919,8 +16710,7 @@
         <w:pStyle w:val="u3"/>
       </w:pPr>
       <w:r>
-        <w:lastRenderedPageBreak/>
-        <w:t>现有研究不足归纳</w:t>
+        <w:t>国内相关工作可以归并为三条路线：代码大模型和编程助手重在模型与工具形态，智能体与企业软件开发开始把工具调用、代码检索和仓库索引放进真实流程，软件知识图谱与代码知识工程则尝试用 KGCompass、程序血缘和需求追踪组织代码知识。国内已经出现代码知识服务 Agent 的研究和工业实践，但把 Spec、业务能力、代码与长期上下文连成一条持续维护链路的工作仍然较少，本文所需的直接方法参照主要来自国外研究和开源社区。</w:t>
       </w:r>
     </w:p>
     <w:p>
@@ -16932,22 +16722,7 @@
       <w:proofErr w:type="spellStart"/>
       <w:proofErr w:type="spellEnd"/>
       <w:r>
-        <w:t>国内外已有研究在代码语义检索、仓库级代码生成、代码知识图谱、软件制品追踪和 AI Agent 工作流等方面形成了较为充分的技术积累。KGCompass、Repository Intelligence Graph 等近期工作还通过实验说明，结构化仓库知识能够改善智能体的代码定位和任务执行效果</w:t>
-      </w:r>
-      <w:r>
-        <w:rPr>
-          <w:vertAlign w:val="superscript"/>
-        </w:rPr>
-        <w:t>[38]</w:t>
-      </w:r>
-      <w:r>
-        <w:rPr>
-          <w:vertAlign w:val="superscript"/>
-        </w:rPr>
-        <w:t>[40]</w:t>
-      </w:r>
-      <w:r>
-        <w:t>。</w:t>
+        <w:t>1.3.3 现有研究不足归纳</w:t>
       </w:r>
     </w:p>
     <w:p>
@@ -16957,52 +16732,22 @@
         <w:ind w:firstLine="480"/>
       </w:pPr>
       <w:r>
-        <w:t>然而，现有工作关注的知识对象主要是代码实体、架构依赖与</w:t>
-      </w:r>
-      <w:r>
-        <w:t xml:space="preserve"> Issue/PR </w:t>
-      </w:r>
-      <w:r>
-        <w:t>等仓库制品，多数工作以代码结构、仓库制品或单次任务检索为中心。本文关注的另一类知识</w:t>
-      </w:r>
-      <w:r>
-        <w:t>--</w:t>
-      </w:r>
-      <w:r>
-        <w:t>需求与规格所表达的业务能力及其与代码实现之间的长期演化关系</w:t>
-      </w:r>
-      <w:r>
-        <w:t>--</w:t>
-      </w:r>
-      <w:r>
-        <w:t>尚未成为这些工作的共同重点，也未形成统一的项目级知识组织范式：如何以</w:t>
-      </w:r>
-      <w:r>
-        <w:t xml:space="preserve"> Spec/Change </w:t>
-      </w:r>
-      <w:r>
-        <w:t>为知识演化单元，将业务能力作为连接需求语义与代码结构的中间层，在项目持续开发过程中维护业务能力与代码实现的关联，并据此生成任务级上下文，仍缺少系统化方法。因此，本文的研究重点不是重新提出代码图谱或代码检索，而是研究</w:t>
-      </w:r>
-      <w:r>
-        <w:t xml:space="preserve"> </w:t>
-      </w:r>
-      <w:r>
-        <w:rPr>
-          <w:b/>
-        </w:rPr>
-        <w:t>Spec -&gt; Capability -&gt; Code -&gt; Evolution -&gt; Context</w:t>
-      </w:r>
-      <w:r>
-        <w:t xml:space="preserve"> </w:t>
-      </w:r>
-      <w:r>
-        <w:t>的长期知识链及其在</w:t>
-      </w:r>
-      <w:r>
-        <w:t xml:space="preserve"> AI </w:t>
-      </w:r>
-      <w:r>
-        <w:t>编程智能体中的应用。这一研究边界构成了本文工作的切入点。</w:t>
+        <w:t>总体而言，代码语义检索、仓库级代码生成、代码知识图谱、软件制品追踪及 AI Agent 工作流已经形成一定积累。KGCompass、Repository Intelligence Graph 等研究还通过实验表明，结构化仓库知识有助于改善智能体的代码定位和任务执行</w:t>
+      </w:r>
+      <w:r>
+        <w:rPr>
+          <w:vertAlign w:val="superscript"/>
+        </w:rPr>
+        <w:t>[38]</w:t>
+      </w:r>
+      <w:r>
+        <w:rPr>
+          <w:vertAlign w:val="superscript"/>
+        </w:rPr>
+        <w:t>[40]</w:t>
+      </w:r>
+      <w:r>
+        <w:t>。</w:t>
       </w:r>
     </w:p>
     <w:p>
@@ -17010,7 +16755,7 @@
         <w:pStyle w:val="u2"/>
       </w:pPr>
       <w:r>
-        <w:t>研究目标与研究方法</w:t>
+        <w:t>现有工作多以代码实体、架构依赖或 Issue/PR 等仓库制品为知识对象，重点放在代码结构、制品管理或一次任务的检索。本文所关心的是需求和规格表达的业务能力，以及业务能力与代码实现之间会随项目变化的关系。如何把 Spec/Change 作为知识演化单元，让 Capability 处在需求语义和代码结构之间，并在持续开发中维护这条联系、据此生成任务上下文，尚未形成统一的方法。本文因此不重新提出代码图谱或代码检索，而是研究 Spec -&gt; Capability -&gt; Code -&gt; Evolution -&gt; Context 这条长期知识链在 AI 编程智能体中的应用。</w:t>
       </w:r>
     </w:p>
     <w:p>
@@ -17018,7 +16763,7 @@
         <w:pStyle w:val="u3"/>
       </w:pPr>
       <w:r>
-        <w:t>研究目标</w:t>
+        <w:t>1.4 研究目标与研究方法</w:t>
       </w:r>
     </w:p>
     <w:p>
@@ -17028,7 +16773,7 @@
         <w:ind w:firstLine="480"/>
       </w:pPr>
       <w:r>
-        <w:t>AI 编程智能体进入长期项目后，会出现本文所说的项目知识失忆：业务能力与代码结构缺少联系，代码库规模超过窗口的有效利用范围，项目演化也没有带来可持续的知识积累。国内外研究已经分别改进了代码检索、需求追踪和仓库级理解，但能够同时维护业务能力、代码结构与演化信息的软件项目知识模型仍然缺乏。本文的研究边界由此确定。基础模型和 Agent 运行框架已经负责代码生成与任务执行，现阶段的短板在输入上下文质量。因此，本文不改进模型本身，而把目标限定为项目知识的组织与上下文供给，并针对三类失忆问题分别设定可以实验检验的目标。</w:t>
+        <w:t>1.4.1 研究目标</w:t>
       </w:r>
     </w:p>
     <w:p>
@@ -17038,23 +16783,7 @@
         <w:ind w:firstLine="480"/>
       </w:pPr>
       <w:r>
-        <w:t>在此背景下，本文的总体研究目标是：面向长期演化的软件工程项目，为</w:t>
-      </w:r>
-      <w:r>
-        <w:t xml:space="preserve"> AI </w:t>
-      </w:r>
-      <w:r>
-        <w:t>编程智能体建立可持续构建、管理与复用的软件项目知识模型和任务</w:t>
-      </w:r>
-      <w:r>
-        <w:lastRenderedPageBreak/>
-        <w:t>上下文生成方法，使智能体在每次开发任务中都能获得任务相关、</w:t>
-      </w:r>
-      <w:r>
-        <w:t xml:space="preserve">Token </w:t>
-      </w:r>
-      <w:r>
-        <w:t>开销可负担、并随项目演化持续积累的高质量上下文。总体目标按三类问题分解为三个具体目标。</w:t>
+        <w:t>本文的问题起点是长期项目中的项目知识失忆：业务能力没有和代码结构对齐，代码规模使窗口利用受限，需求演化又缺少可持续的知识积累。现有研究分别推进了代码检索、需求追踪和仓库级理解，但还没有解决业务能力、代码结构和演化信息如何在同一项目知识模型中长期维护的问题。本文不改进基础模型，也不替代 Agent 运行框架；研究范围限定为模型输入上下文的组织与供给。下面三个目标分别对应上述三类问题，并可在实验中单独检验。</w:t>
       </w:r>
     </w:p>
     <w:p>
@@ -17068,7 +16797,7 @@
       <w:proofErr w:type="gramStart"/>
       <w:proofErr w:type="gramEnd"/>
       <w:r>
-        <w:t>（1）建立业务能力与代码结构的统一知识表示。智能体理解项目语义时，业务知识和代码结构相互割裂是首要障碍。普通代码检索只能返回文本或符号匹配结果，无法回答某项业务能力由哪些代码实现，以及这些代码为什么这样组织。本文据此把业务能力、模块、文件、函数及其联系放入同一项目知识模型，使其能够被显式表示、查询和维护，业务语义也能与代码结构相互对应。</w:t>
+        <w:t>总体目标是面向长期演化的软件工程项目，为 AI 编程智能体建立能够持续构建、管理和复用的项目知识模型及任务上下文生成方法，使每次开发任务取得的上下文与任务相关、Token 开销可负担，并能随项目变化积累。这个目标进一步分解为三个具体目标。</w:t>
       </w:r>
     </w:p>
     <w:p>
@@ -17078,7 +16807,7 @@
         <w:ind w:firstLine="482"/>
       </w:pPr>
       <w:r>
-        <w:t>（2）建立任务相关上下文的生成方法。大型代码库无法整体输入模型，Token 成本和信息利用能力都会成为限制；人工查找相关代码不仅耗时，也可能遗漏关键信息。本文要解决的问题，是在给定 Token 预算内从项目知识中自动选取内容，形成与任务高度相关的最小充分上下文。</w:t>
+        <w:t>（1）建立业务能力与代码结构的统一知识表示。代码检索能够返回文本或符号匹配结果，却不能说明某项业务能力由哪些代码实现、这些代码为何这样组织。本文拟把业务能力、模块、文件、函数及其关联放入同一项目知识模型，使业务语义和代码结构可以显式表示、查询并维护。</w:t>
       </w:r>
     </w:p>
     <w:p>
@@ -17088,7 +16817,7 @@
         <w:ind w:firstLine="482"/>
       </w:pPr>
       <w:r>
-        <w:t>（3）建立项目知识的持续积累机制。现有 AI 编程活动主要依赖会话，对话历史在会话结束后难以继续发挥作用，后续任务仍要重新理解项目。本文希望项目知识能够随着需求迭代和代码演化增量更新，让智能体在长期开发中复用已经形成的项目认识。</w:t>
+        <w:t>（2）建立任务相关上下文的生成方法。大型代码库不宜全量输入，人工定位相关代码又耗时并可能遗漏。本文拟在给定 Token 预算内，从项目知识中筛出与任务高度相关且足够完成任务的上下文。</w:t>
       </w:r>
     </w:p>
     <w:p>
@@ -17096,7 +16825,7 @@
         <w:pStyle w:val="u3"/>
       </w:pPr>
       <w:r>
-        <w:t>研究方法</w:t>
+        <w:t>（3）建立项目知识的持续积累机制。对话历史往往在会话结束后失去作用，后续任务仍需重新理解项目。本文拟使项目知识随着需求迭代和代码演化增量更新，供智能体在后续任务中复用。</w:t>
       </w:r>
     </w:p>
     <w:p>
@@ -17106,7 +16835,7 @@
         <w:ind w:firstLine="480"/>
       </w:pPr>
       <w:r>
-        <w:t>三个研究目标对应一条逐层推进的技术路线。知识建模先形成可维护的项目知识，上下文生成再从中选取任务所需信息，增量演化负责在项目变化后更新这些知识；流程约束架构把三项机制纳入同一开发过程。</w:t>
+        <w:t>1.4.2 研究方法</w:t>
       </w:r>
     </w:p>
     <w:p>
@@ -17116,7 +16845,7 @@
         <w:ind w:firstLine="480"/>
       </w:pPr>
       <w:r>
-        <w:t>知识建模采用能力-代码双层知识组织模型，具体设计见第 3 章。Spec 是业务能力层的知识来源，多语言源码解析则生成模块、文件和函数三级代码结构。业务能力与代码的关系不要求人工逐条标注，系统把文档提取、命名匹配、语义匹配和 Git 历史四类启发式证据交给 noisy-OR 概率模型融合，得到关联边。图谱以 JSONL 文件和本地向量索引存储，无需部署数据库，普通开发环境即可运行。</w:t>
+        <w:t>针对上述目标，技术路线分为知识建模、上下文生成和增量演化三个层次，并由流程约束架构把三者放回同一开发过程。每个层次对应一个研究目标。</w:t>
       </w:r>
     </w:p>
     <w:p>
@@ -17126,7 +16855,7 @@
         <w:ind w:firstLine="480"/>
       </w:pPr>
       <w:r>
-        <w:t>任务上下文由图谱驱动的生成方法提供，方法细节同样位于第 3 章。系统根据任务描述，用置信度衰减权重选择锚点，再通过加权双向 BFS 取得任务级子图。距离感知的骨架抽取会去除与任务无关的细节，随后按不同压缩档位完成序列化。Token 预算贯穿整个过程；输出超出预算时，系统按级别降低信息粒度，直到得到任务所需的最小充分上下文。</w:t>
+        <w:t>知识建模层形成能力—代码双层知识组织模型（第 3 章）。Spec 描述业务能力，多语言源码解析得到模块、文件和函数三级代码结构；文档提取、命名匹配、语义匹配及 Git 历史提供业务能力与代码之间的证据，再由 noisy-OR 概率模型合成为关联边。图谱使用 JSONL 文件和本地向量索引保存，无需独立数据库。</w:t>
       </w:r>
     </w:p>
     <w:p>
@@ -17138,7 +16867,7 @@
       <w:proofErr w:type="gramStart"/>
       <w:proofErr w:type="gramEnd"/>
       <w:r>
-        <w:t>项目变化由 Spec 增量知识演化机制处理，具体过程见第 3 章。新项目通过“源码扫描 + 需求 Spec”建立初始知识；存量项目出现新需求后，先把需求规格化为 Spec，再关联已有能力节点并更新相应代码关系。该过程只处理受影响部分，不需要重新构建整个图谱。</w:t>
+        <w:t>上下文生成层提出图谱驱动的任务上下文生成方法（第 3 章）。系统依据任务描述和置信度衰减权重选择锚点，再以加权双向 BFS 扩展任务子图；随后按节点与锚点的距离抽取骨架，并以多档压缩方式完成序列化。Token 预算贯穿整个过程，超出预算便降低信息粒度，保留完成任务所需的核心上下文。</w:t>
       </w:r>
     </w:p>
     <w:p>
@@ -17147,70 +16876,10 @@
         <w:spacing w:before="31" w:after="31"/>
         <w:ind w:firstLine="480"/>
       </w:pPr>
-      <w:r>
-        <w:t>在三类机制之上，本文设计六阶段流程约束架构（</w:t>
-      </w:r>
-      <w:r>
-        <w:t>BRD</w:t>
-      </w:r>
-      <w:r>
-        <w:t>、</w:t>
-      </w:r>
-      <w:r>
-        <w:t>PRD</w:t>
-      </w:r>
-      <w:r>
-        <w:t>、</w:t>
-      </w:r>
-      <w:r>
-        <w:t>Design</w:t>
-      </w:r>
-      <w:r>
-        <w:t>、</w:t>
-      </w:r>
-      <w:r>
-        <w:t>Plan</w:t>
-      </w:r>
-      <w:r>
-        <w:t>、</w:t>
-      </w:r>
-      <w:r>
-        <w:t>Test</w:t>
-      </w:r>
-      <w:r>
-        <w:t>、</w:t>
-      </w:r>
-      <w:r>
-        <w:t>Apply</w:t>
-      </w:r>
-      <w:r>
-        <w:t>），以阶段制品和状态管理约束智能体的执行过程，规定上下文在各阶段的请求与消费方式（第</w:t>
-      </w:r>
-      <w:r>
-        <w:t xml:space="preserve"> 3 </w:t>
-      </w:r>
-      <w:r>
-        <w:t>章）；方法整体由</w:t>
-      </w:r>
-      <w:r>
-        <w:t xml:space="preserve"> </w:t>
-      </w:r>
       <w:proofErr w:type="spellStart"/>
-      <w:r>
-        <w:t>wpw</w:t>
-      </w:r>
       <w:proofErr w:type="spellEnd"/>
       <w:r>
-        <w:t xml:space="preserve"> </w:t>
-      </w:r>
-      <w:r>
-        <w:t>系统实现（第</w:t>
-      </w:r>
-      <w:r>
-        <w:t xml:space="preserve"> 4 </w:t>
-      </w:r>
-      <w:r>
-        <w:t>章）。</w:t>
+        <w:t>增量演化层提出 Spec 增量知识演化机制（第 3 章）。新项目通过“源码扫描 + 需求 Spec”完成冷启动；存量项目引入新需求时，先形成 Spec，再关联既有能力节点并更新受影响的代码关系，不必每次全量重建图谱。</w:t>
       </w:r>
     </w:p>
     <w:p>
@@ -17220,7 +16889,7 @@
         <w:ind w:firstLine="480"/>
       </w:pPr>
       <w:r>
-        <w:t>第 5 章采用受控工程实验检验方法有效性。实验载体为基于大模型的美食推荐系统，任务包括绿地开发（T1）、存量迭代（T2/T3）和多轮需求演化（T4）。四种上下文管理范式用于评价整体效果，分别为无上下文工程基线、规格驱动、Agent 流程和完整上下文工程方法；知识组织、上下文生成、流程约束三组消融与组件级基线用于区分各机制贡献。T4 单独考察长期积累，记录各轮上下文构造 Token、相关代码召回率和人工定位次数的变化，分析积累效应是否出现、出现时间及收益是否饱和，不预设结果方向。评价覆盖开发成本、系统实现质量、上下文效率、长期演化和流程可控性，并通过信息约束与版本锁定保持比较公平。</w:t>
+        <w:t>流程约束架构位于三个机制之上，包含 BRD、PRD、Design、Plan、Test、Apply 六个阶段。阶段制品和状态管理限定智能体的执行，并规定各阶段如何请求和消费上下文（第 3 章）；整体方法由 wpw 系统实现（第 4 章）。</w:t>
       </w:r>
     </w:p>
     <w:p>
@@ -17228,7 +16897,7 @@
         <w:pStyle w:val="u2"/>
       </w:pPr>
       <w:r>
-        <w:t>创新点</w:t>
+        <w:t>第 5 章采用受控工程实验检验上述方法。实验以基于大模型的美食推荐系统为载体，设置绿地开发（T1）、存量迭代（T2/T3）和多轮需求演化（T4）任务。整体比较包含四种上下文管理范式，另设知识组织、上下文生成和流程约束三组消融及组件级基线；T4 逐轮记录上下文构造 Token、相关代码召回率和人工定位次数，用于观察知识积累的出现及其饱和情况，实验不预设结果方向。评价维度包括开发成本、系统实现质量、上下文效率、长期演化和流程可控性，并通过信息约束和版本锁定保持比较公平。</w:t>
       </w:r>
     </w:p>
     <w:p>
@@ -17238,13 +16907,7 @@
         <w:ind w:firstLine="480"/>
       </w:pPr>
       <w:r>
-        <w:t>针对现有研究在业务</w:t>
-      </w:r>
-      <w:r>
-        <w:t>-</w:t>
-      </w:r>
-      <w:r>
-        <w:t>代码关联表示、任务上下文生成与知识持续积累三方面的不足，本文的创新点归纳为四个方面，分述如下。</w:t>
+        <w:t>1.5 创新点</w:t>
       </w:r>
     </w:p>
     <w:p>
@@ -17252,19 +16915,7 @@
         <w:pStyle w:val="u3"/>
       </w:pPr>
       <w:r>
-        <w:t>面向长期软件演化的</w:t>
-      </w:r>
-      <w:r>
-        <w:t xml:space="preserve"> Spec </w:t>
-      </w:r>
-      <w:r>
-        <w:t>驱动能力</w:t>
-      </w:r>
-      <w:r>
-        <w:t>-</w:t>
-      </w:r>
-      <w:r>
-        <w:t>代码双层知识组织模型</w:t>
+        <w:t>本文的创新集中在业务—代码关联表示、任务上下文生成和知识持续积累三个问题上，系统实现与实验验证作为第四部分说明。</w:t>
       </w:r>
     </w:p>
     <w:p>
@@ -17274,7 +16925,7 @@
         <w:ind w:firstLine="480"/>
       </w:pPr>
       <w:r>
-        <w:t>现有代码知识组织存在两项与本文直接相关的限制。代码属性图等代码图谱描述程序实体之间的结构关系，节点和边都停留在程序结构层，缺少业务语义；需求追踪方法通常以恢复需求与代码的静态链接为目标，恢复结果没有成为长期维护的知识资产。本文因此设计 Spec 驱动的 Capability-Code 双层知识组织模型，具体内容见第 3 章。模型以 Spec 为知识来源，把 C 层业务能力与 L1 模块、L2 文件、L3 函数组成的代码结构相连，形成 Spec -&gt; Capability -&gt; Code -&gt; Evolution -&gt; Context 知识链。Spec 记录需求来源与内容，Capability 层表示项目具备的业务能力，代码结构层说明能力由哪些代码实现；演化机制负责更新关联，上下文生成方法负责从中选取知识。</w:t>
+        <w:t>1.5.1 面向长期软件演化的 Spec 驱动能力-代码双层知识组织模型</w:t>
       </w:r>
     </w:p>
     <w:p>
@@ -17286,7 +16937,7 @@
       <w:proofErr w:type="spellStart"/>
       <w:proofErr w:type="spellEnd"/>
       <w:r>
-        <w:t>双层模型需要自动确定业务能力与代码之间的联系。本文使用文档提取、命名匹配、语义匹配和 Git 历史四类启发式证据，通过 noisy-OR 概率模型融合为 business_map 关联边。各证据源具有明确的权重区间和剪枝规则，因而不必依赖人工标注；每条关联边同时保存证据来源，便于追溯。</w:t>
+        <w:t>代码图谱主要描述代码实体的结构关系，需求追踪也多以一次性恢复需求—代码链接为目标，二者都没有把业务能力作为长期知识对象。针对这一空缺，本文提出 Spec 驱动的 Capability-Code 双层知识组织模型（第 3 章），形成 Spec -&gt; Capability -&gt; Code -&gt; Evolution -&gt; Context 知识链。C 层表示业务能力（如用户认证），L1、L2、L3 分别表示模块、文件和函数，业务能力节点由此串联代码结构。Spec 保存需求来源和内容，Capability 表达项目已有能力，代码层说明具体实现，演化机制和上下文生成方法分别负责更新关联与选择知识。</w:t>
       </w:r>
     </w:p>
     <w:p>
@@ -17295,58 +16946,10 @@
         <w:spacing w:before="31" w:after="31"/>
         <w:ind w:firstLine="480"/>
       </w:pPr>
-      <w:r>
-        <w:t>区别于以代码实体与架构依赖为节点的仓库知识图谱（如</w:t>
-      </w:r>
-      <w:r>
-        <w:t xml:space="preserve"> </w:t>
-      </w:r>
       <w:proofErr w:type="spellStart"/>
-      <w:r>
-        <w:t>KGCompass</w:t>
-      </w:r>
       <w:proofErr w:type="spellEnd"/>
       <w:r>
-        <w:t>、</w:t>
-      </w:r>
-      <w:r>
-        <w:t>Repository Intelligence Graph</w:t>
-      </w:r>
-      <w:r>
-        <w:t>），该模型以业务能力为核心语义锚点，组织的是</w:t>
-      </w:r>
-      <w:r>
-        <w:rPr>
-          <w:b/>
-        </w:rPr>
-        <w:t>需求语义与代码实现的关联</w:t>
-      </w:r>
-      <w:r>
-        <w:t>；区别于以一次性关联恢复为目标的需求追踪研究，该模型面向项目长期演化持续维护。本文的创新不在于采用知识图谱这一技术形式，而在于定义面向</w:t>
-      </w:r>
-      <w:r>
-        <w:t xml:space="preserve"> AI </w:t>
-      </w:r>
-      <w:r>
-        <w:t>编程智能体的</w:t>
-      </w:r>
-      <w:r>
-        <w:t xml:space="preserve"> Capability-Code </w:t>
-      </w:r>
-      <w:r>
-        <w:t>知识结构及其随</w:t>
-      </w:r>
-      <w:r>
-        <w:t xml:space="preserve"> Spec </w:t>
-      </w:r>
-      <w:r>
-        <w:t>演化持续更新的组织机制。该模型为任务上下文生成提供带业务语义的知识底座，其关联质量通过第</w:t>
-      </w:r>
-      <w:r>
-        <w:t xml:space="preserve"> 5 </w:t>
-      </w:r>
-      <w:r>
-        <w:t>章的上下文召回率等指标间接度量。</w:t>
+        <w:t>模型需要自动建立业务—代码联系。本文从文档提取、命名匹配、语义匹配和 Git 历史中收集四类启发式证据，再用 noisy-OR 概率模型合成为 business_map 关联边，并为每类证据设定权重区间与剪枝规则。关联建立不要求人工逐条标注，同时保留每条边的证据来源，便于追溯。</w:t>
       </w:r>
     </w:p>
     <w:p>
@@ -17354,7 +16957,7 @@
         <w:pStyle w:val="u3"/>
       </w:pPr>
       <w:r>
-        <w:t>图谱驱动的任务上下文生成方法</w:t>
+        <w:t>与 KGCompass、Repository Intelligence Graph 等以代码实体和架构依赖为主的仓库图谱相比，本模型把业务能力作为语义锚点，维护的是需求语义与代码实现的关联；与一次性需求追踪不同，它面向项目演化持续更新。创新点不在知识图谱这一形式，而在于为 AI 编程智能体定义 Capability-Code 结构，并让该结构随 Spec 演化。它为任务上下文提供业务语义底座，关联质量由第 5 章的上下文召回率等指标间接衡量。</w:t>
       </w:r>
     </w:p>
     <w:p>
@@ -17364,7 +16967,7 @@
         <w:ind w:firstLine="480"/>
       </w:pPr>
       <w:r>
-        <w:t>按任务临时拼接检索结果，既没有联合控制任务相关性和 Token 开销，也无法保证上下文能够继续复用。本文在第 3 章提出任务上下文生成方法，其目的并非完成代码检索，而是为 Agent 提供最小充分上下文：给定 Token 预算后，尽可能提高所选上下文与任务的相关性。</w:t>
+        <w:t>1.5.2 图谱驱动的任务上下文生成方法</w:t>
       </w:r>
     </w:p>
     <w:p>
@@ -17374,7 +16977,7 @@
         <w:ind w:firstLine="480"/>
       </w:pPr>
       <w:r>
-        <w:t>该方法把面向 Agent 的任务级子图生成分为四个阶段。锚点选择利用置信度衰减权重确定入口，让高置信度的业务能力和代码节点优先进入子图；子图裁剪采用加权双向 BFS，并受边权重和节点数量预算约束；骨架抽取依据节点到锚点的距离，分级保留结构信息并去除无关细节；序列化提供多档压缩结果，以适应不同 Token 预算，超出预算时再按既定级别降级。</w:t>
+        <w:t>临时把检索结果拼入提示，只能完成任务眼前的信息汇集，相关性判断与 Token 花费仍未受到同一套机制约束。本文的任务上下文生成方法（第 3 章）不把“检索代码”作为终点，而是为 Agent 生成最小充分上下文；在给定 Token 预算内，尽量保留与任务有关的信息。</w:t>
       </w:r>
     </w:p>
     <w:p>
@@ -17384,7 +16987,7 @@
         <w:ind w:firstLine="480"/>
       </w:pPr>
       <w:r>
-        <w:t>该方法依托持续维护的项目知识模型，而不是每次任务临时检索、使用后即丢弃。上下文生成的各阶段均可以控制和配置。第 5 章通过 Token 缩减率、上下文召回率与下游任务表现，并结合消融实验和组件级基线评价其效果。</w:t>
+        <w:t>生成过程先从任务描述确定锚点。系统结合置信度衰减权重选定入口，再按边权重执行受节点数预算约束的加权双向 BFS，得到任务级子图。子图确定后，依据节点到锚点的距离抽取不同层次的骨架，删除与任务无关的细节；序列化阶段提供多档压缩输出，预算超限时切换到更低的信息粒度。</w:t>
       </w:r>
     </w:p>
     <w:p>
@@ -17392,11 +16995,7 @@
         <w:pStyle w:val="u3"/>
       </w:pPr>
       <w:r>
-        <w:lastRenderedPageBreak/>
-        <w:t xml:space="preserve">Spec </w:t>
-      </w:r>
-      <w:r>
-        <w:t>增量知识演化机制</w:t>
+        <w:t>整个过程建立在持续维护的项目知识模型之上，生成的上下文不再只是一次任务的临时结果。锚点选择、子图裁剪、骨架抽取和序列化都可配置；第 5 章以 Token 缩减率、上下文召回率和下游任务表现，并结合消融及组件级基线进行度量。</w:t>
       </w:r>
     </w:p>
     <w:p>
@@ -17406,37 +17005,7 @@
         <w:ind w:firstLine="480"/>
       </w:pPr>
       <w:r>
-        <w:t>软件项目的知识价值随演化积累，而已有仓库图谱工作多以代码实体或仓库制品为节点、以单次任务检索为中心，增量维护尚未成为这些工作的共同重点。本文提出的</w:t>
-      </w:r>
-      <w:r>
-        <w:t xml:space="preserve"> Spec </w:t>
-      </w:r>
-      <w:r>
-        <w:t>增量知识演化机制（对应第</w:t>
-      </w:r>
-      <w:r>
-        <w:t xml:space="preserve"> 3 </w:t>
-      </w:r>
-      <w:r>
-        <w:t>章）并非一般意义上的图谱增量更新：它以需求</w:t>
-      </w:r>
-      <w:r>
-        <w:t xml:space="preserve"> Spec/Change </w:t>
-      </w:r>
-      <w:r>
-        <w:t>作为知识演化的触发单元，以</w:t>
-      </w:r>
-      <w:r>
-        <w:t xml:space="preserve"> Capability </w:t>
-      </w:r>
-      <w:r>
-        <w:t>作为连接需求语义与代码结构的稳定中间层，在每次需求实施后同步更新</w:t>
-      </w:r>
-      <w:r>
-        <w:t xml:space="preserve"> Capability </w:t>
-      </w:r>
-      <w:r>
-        <w:t>与代码的关联，使项目知识随需求演化持续积累、与开发过程同步。</w:t>
+        <w:t>1.5.3 Spec 增量知识演化机制</w:t>
       </w:r>
     </w:p>
     <w:p>
@@ -17448,7 +17017,7 @@
       <w:proofErr w:type="gramStart"/>
       <w:proofErr w:type="gramEnd"/>
       <w:r>
-        <w:t>Spec 增量知识演化同时处理新项目和存量项目。新项目以“源码扫描 + 需求 Spec”形成初始知识模型，完成知识冷启动。存量项目新增需求时，先把需求整理为 Spec，再关联已有 Capability 节点并更新受影响的代码关系，不必全量重建图谱。随着多轮需求演化，项目知识沿业务能力主线逐步沉淀，可供智能体在后续任务中直接使用。</w:t>
+        <w:t>项目知识的价值要在演化中保留下来。已有仓库图谱多以代码实体或仓库制品为中心，增量维护通常服务图结构本身。本文提出的 Spec 增量知识演化机制（第 3 章）把需求 Spec/Change 设为演化触发单元，把 Capability 作为需求语义和代码结构之间的稳定中间层；每次需求实施后同步更新 Capability 与代码的关联，使知识积累跟随开发过程发生。它不是一般意义上只更新图谱节点的增量操作。</w:t>
       </w:r>
     </w:p>
     <w:p>
@@ -17458,7 +17027,7 @@
         <w:ind w:firstLine="480"/>
       </w:pPr>
       <w:r>
-        <w:t>这里的知识积累属于工程过程，不是机器学习训练，因而不依赖训练数据或模型更新。与以代码实体为中心的仓库级图谱不同，该机制把 Spec 作为演化单元，用于维持长期项目中知识模型的时效性。第 5 章的 T4 多轮需求演化实验将检验这种积累是否产生效果。</w:t>
+        <w:t>该机制分别面向新项目和存量项目。新项目以“源码扫描 + 需求 Spec”形成初始知识模型，完成冷启动；存量项目新增需求时，先将需求规格化为 Spec，再连接既有 Capability 节点，只更新受影响的代码关系，无需全量重建图谱。经过多轮演化，项目知识沿业务能力主线沉淀，后续任务即可调用。</w:t>
       </w:r>
     </w:p>
     <w:p>
@@ -17466,15 +17035,9 @@
         <w:pStyle w:val="u3"/>
       </w:pPr>
       <w:proofErr w:type="spellStart"/>
-      <w:r>
-        <w:t>wpw</w:t>
-      </w:r>
       <w:proofErr w:type="spellEnd"/>
       <w:r>
-        <w:t xml:space="preserve"> </w:t>
-      </w:r>
-      <w:r>
-        <w:t>系统实现与基于大模型的美食推荐系统的方法验证</w:t>
+        <w:t>这里的积累是工程化过程，不涉及训练数据或模型更新。与代码实体中心的仓库图谱不同，本文以 Spec 为演化单元，维护项目知识的时效性；这种积累是否带来预期效果，由第 5 章 T4 多轮需求演化实验检验。</w:t>
       </w:r>
     </w:p>
     <w:p>
@@ -17486,7 +17049,7 @@
       <w:proofErr w:type="spellStart"/>
       <w:proofErr w:type="spellEnd"/>
       <w:r>
-        <w:t>wpw（Web Project Workflow）系统是三项方法创新的统一实现载体，系统设计见第 4 章。整体架构分为 AI 层、CLI 层和文件系统层：AI 层提供 Skill 命令，CLI 层管理状态与依赖，文件系统层保存图谱和阶段制品。在三层架构上，系统实现工作流、图谱构建、上下文生成及增量维护四个核心模块。多语言源码解析、JSONL 与本地向量索引构成支撑技术，使系统无需数据库也能部署在普通开发环境中。</w:t>
+        <w:t>1.5.4 wpw 系统实现与基于大模型的美食推荐系统的方法验证</w:t>
       </w:r>
     </w:p>
     <w:p>
@@ -17496,7 +17059,7 @@
         <w:ind w:firstLine="480"/>
       </w:pPr>
       <w:r>
-        <w:t>第 5 章以基于大模型的美食推荐系统验证本文方法。任务集由绿地开发（T1）、存量迭代（T2/T3）和多轮需求演化（T4）组成，实验安排四种上下文管理范式的受控比较、三组消融及组件级基线。信息约束和版本锁定用于保证比较公平。开发成本、系统实现质量、上下文效率、长期演化和流程可控性五类指标共同检验 1.4 节所列目标，并用于识别方法的适用边界。</w:t>
+        <w:t>wpw（Web Project Workflow）是上述方法的实现载体（第 4 章）。系统分为 AI 层、CLI 层和文件系统层：前者提供 Skill 命令，CLI 处理状态和依赖，文件系统保存图谱及阶段制品；在此基础上实现工作流、图谱构建、上下文生成和增量维护四个模块。多语言源码解析、JSONL 文件和本地向量索引属于支撑技术，使系统不依赖数据库即可在普通开发环境运行。</w:t>
       </w:r>
     </w:p>
     <w:p>
@@ -17508,7 +17071,19 @@
       <w:proofErr w:type="spellStart"/>
       <w:proofErr w:type="spellEnd"/>
       <w:r>
-        <w:t>四个创新点承担不同层次的作用。前三项属于方法创新，创新点 4 中的 wpw 系统负责承载和实现这些方法；第 3 章的方法总体框架与流程约束架构，则把三项机制组织成完整设计。noisy-OR 聚合、双向 BFS、JSONL 与向量存储、多语言源码解析等内容属于支撑实现，在相应章节作为技术细节说明。</w:t>
+        <w:t>第 5 章以基于大模型的美食推荐系统为实验载体，设置绿地开发（T1）、存量迭代（T2/T3）和多轮需求演化（T4）任务。实验对比四种上下文管理范式，并设置三组消融及组件级基线；信息约束和版本锁定用于保持比较公平。开发成本、系统实现质量、上下文效率、长期演化和流程可控性五个维度对应 1.4 节的研究目标，也用于界定方法的适用条件。</w:t>
+      </w:r>
+    </w:p>
+    <w:p>
+      <w:pPr>
+        <w:pStyle w:val="ua"/>
+        <w:spacing w:before="31" w:after="31"/>
+        <w:ind w:firstLine="480"/>
+      </w:pPr>
+      <w:proofErr w:type="spellStart"/>
+      <w:proofErr w:type="spellEnd"/>
+      <w:r>
+        <w:t>四个创新点中，前三个属于方法设计，wpw 是创新点 4 所述的实现载体。第 3 章的方法总体框架和流程约束架构负责组织三项机制；noisy-OR 聚合公式、双向 BFS、JSONL 与向量存储、多语言源码解析器等内容属于支撑实现，放在对应章节说明。</w:t>
       </w:r>
     </w:p>
     <w:p>
@@ -18053,7 +17628,7 @@
         <w:ind w:firstLine="480"/>
       </w:pPr>
       <w:r>
-        <w:t>为度量上下文组织的效率，本文引入上下文压缩率作为基本量度：</w:t>
+        <w:t>上下文组织效率用上下文压缩率衡量，本文将其作为基本指标：</w:t>
       </w:r>
     </w:p>
     <w:p>
@@ -22451,7 +22026,7 @@
         <w:ind w:firstLine="480"/>
       </w:pPr>
       <w:r>
-        <w:t>演化机制的落点有二：过程知识向稳态知识的沉淀，与知识图谱的增量更新。</w:t>
+        <w:t>演化机制最终落实为两件事：把过程知识沉淀为稳态知识，并对知识图谱执行增量更新。</w:t>
       </w:r>
     </w:p>
     <w:p>
@@ -33877,10 +33452,7 @@
         <w:ind w:firstLine="480"/>
       </w:pPr>
       <w:r>
-        <w:t xml:space="preserve">• </w:t>
-      </w:r>
-      <w:r>
-        <w:t>开发工时与返工次数的组间差异及归因（数据回填）。</w:t>
+        <w:t>• 统计各方案的开发工时和返工次数，并对组间差异作出归因，相关数据待回填。</w:t>
       </w:r>
     </w:p>
     <w:p>
@@ -33908,10 +33480,7 @@
         <w:ind w:firstLine="480"/>
       </w:pPr>
       <w:r>
-        <w:t xml:space="preserve">• </w:t>
-      </w:r>
-      <w:r>
-        <w:t>需求符合度双人评审结果与分歧仲裁记录（数据回填）。</w:t>
+        <w:t>• 汇总需求符合度的双人评审结果及分歧仲裁记录，数据待回填。</w:t>
       </w:r>
     </w:p>
     <w:p>
@@ -33921,16 +33490,7 @@
         <w:ind w:firstLine="480"/>
       </w:pPr>
       <w:r>
-        <w:t xml:space="preserve">• </w:t>
-      </w:r>
-      <w:r>
-        <w:t>代码</w:t>
-      </w:r>
-      <w:r>
-        <w:t xml:space="preserve"> review </w:t>
-      </w:r>
-      <w:r>
-        <w:t>通过率对比与归因（数据回填）。</w:t>
+        <w:t>• 比较代码 review 通过率并分析差异来源，数据待回填。</w:t>
       </w:r>
     </w:p>
     <w:p>
@@ -33959,10 +33519,7 @@
         <w:ind w:firstLine="480"/>
       </w:pPr>
       <w:r>
-        <w:t xml:space="preserve">• </w:t>
-      </w:r>
-      <w:r>
-        <w:t>对比各方案的上下文构造方式在等价任务下的上下文规模与召回率（数据回填）。</w:t>
+        <w:t>• 在等价任务条件下，对照各方案的上下文构造方式，记录上下文规模和召回率，数据待回填。</w:t>
       </w:r>
     </w:p>
     <w:p>
@@ -34048,10 +33605,7 @@
         <w:ind w:firstLine="480"/>
       </w:pPr>
       <w:r>
-        <w:t xml:space="preserve">• </w:t>
-      </w:r>
-      <w:r>
-        <w:t>变更可追溯性与文档完整度对比（数据回填）。</w:t>
+        <w:t>• 比较变更可追溯性和文档完整度，相关数据待回填。</w:t>
       </w:r>
     </w:p>
     <w:p>
@@ -34153,16 +33707,7 @@
         <w:ind w:firstLine="480"/>
       </w:pPr>
       <w:r>
-        <w:t>本文方法与现有方法（工具）的差异属于</w:t>
-      </w:r>
-      <w:r>
-        <w:rPr>
-          <w:b/>
-        </w:rPr>
-        <w:t>设计取舍</w:t>
-      </w:r>
-      <w:r>
-        <w:t>而非能力高下，具体体现在三方面：</w:t>
+        <w:t>本文与现有方法（工具）的差异体现为设计取舍，而不是对工具能力作高下判断，主要可从三方面说明：</w:t>
       </w:r>
     </w:p>
     <w:p>
@@ -34953,16 +34498,7 @@
         <w:ind w:firstLine="480"/>
       </w:pPr>
       <w:r>
-        <w:t xml:space="preserve">• </w:t>
-      </w:r>
-      <w:r>
-        <w:rPr>
-          <w:b/>
-        </w:rPr>
-        <w:t>冷启动</w:t>
-      </w:r>
-      <w:r>
-        <w:t>：能力规范缺失时退化为纯结构检索。</w:t>
+        <w:t>• 冷启动：缺少能力规范时，系统退化为纯结构检索。</w:t>
       </w:r>
     </w:p>
     <w:p>
